--- a/Assignment3/CSC500 Module 3 - Critical Thinking Assignment.docx
+++ b/Assignment3/CSC500 Module 3 - Critical Thinking Assignment.docx
@@ -279,16 +279,8 @@
           <w:rFonts w:ascii="Calibri" w:hAnsi="Calibri" w:cs="Calibri"/>
         </w:rPr>
         <w:br/>
-        <w:t xml:space="preserve">    READ </w:t>
-      </w:r>
-      <w:proofErr w:type="spellStart"/>
-      <w:r>
-        <w:rPr>
-          <w:rFonts w:ascii="Calibri" w:hAnsi="Calibri" w:cs="Calibri"/>
-        </w:rPr>
-        <w:t>user_input</w:t>
-      </w:r>
-      <w:proofErr w:type="spellEnd"/>
+        <w:t xml:space="preserve">    READ user_input</w:t>
+      </w:r>
       <w:r>
         <w:rPr>
           <w:rFonts w:ascii="Calibri" w:hAnsi="Calibri" w:cs="Calibri"/>
@@ -368,21 +360,7 @@
           <w:rFonts w:ascii="Calibri" w:hAnsi="Calibri" w:cs="Calibri"/>
         </w:rPr>
         <w:br/>
-        <w:t xml:space="preserve">    IF </w:t>
-      </w:r>
-      <w:proofErr w:type="spellStart"/>
-      <w:r>
-        <w:rPr>
-          <w:rFonts w:ascii="Calibri" w:hAnsi="Calibri" w:cs="Calibri"/>
-        </w:rPr>
-        <w:t>food_charge</w:t>
-      </w:r>
-      <w:proofErr w:type="spellEnd"/>
-      <w:r>
-        <w:rPr>
-          <w:rFonts w:ascii="Calibri" w:hAnsi="Calibri" w:cs="Calibri"/>
-        </w:rPr>
-        <w:t xml:space="preserve"> &lt;= 0</w:t>
+        <w:t xml:space="preserve">    IF food_charge &lt;= 0</w:t>
       </w:r>
       <w:r>
         <w:rPr>
@@ -409,21 +387,7 @@
           <w:rFonts w:ascii="Calibri" w:hAnsi="Calibri" w:cs="Calibri"/>
         </w:rPr>
         <w:br/>
-        <w:t xml:space="preserve">    IF </w:t>
-      </w:r>
-      <w:proofErr w:type="spellStart"/>
-      <w:r>
-        <w:rPr>
-          <w:rFonts w:ascii="Calibri" w:hAnsi="Calibri" w:cs="Calibri"/>
-        </w:rPr>
-        <w:t>food_charge</w:t>
-      </w:r>
-      <w:proofErr w:type="spellEnd"/>
-      <w:r>
-        <w:rPr>
-          <w:rFonts w:ascii="Calibri" w:hAnsi="Calibri" w:cs="Calibri"/>
-        </w:rPr>
-        <w:t xml:space="preserve"> &lt; MIN_AMOUNT</w:t>
+        <w:t xml:space="preserve">    IF food_charge &lt; MIN_AMOUNT</w:t>
       </w:r>
       <w:r>
         <w:rPr>
@@ -456,21 +420,7 @@
           <w:rFonts w:ascii="Calibri" w:hAnsi="Calibri" w:cs="Calibri"/>
         </w:rPr>
         <w:br/>
-        <w:t xml:space="preserve">    IF </w:t>
-      </w:r>
-      <w:proofErr w:type="spellStart"/>
-      <w:r>
-        <w:rPr>
-          <w:rFonts w:ascii="Calibri" w:hAnsi="Calibri" w:cs="Calibri"/>
-        </w:rPr>
-        <w:t>food_charge</w:t>
-      </w:r>
-      <w:proofErr w:type="spellEnd"/>
-      <w:r>
-        <w:rPr>
-          <w:rFonts w:ascii="Calibri" w:hAnsi="Calibri" w:cs="Calibri"/>
-        </w:rPr>
-        <w:t xml:space="preserve"> &gt; MAX_AMOUNT</w:t>
+        <w:t xml:space="preserve">    IF food_charge &gt; MAX_AMOUNT</w:t>
       </w:r>
       <w:r>
         <w:rPr>
@@ -550,63 +500,21 @@
           <w:rFonts w:ascii="Calibri" w:hAnsi="Calibri" w:cs="Calibri"/>
         </w:rPr>
         <w:br/>
-        <w:t xml:space="preserve">CALCULATE tip = </w:t>
-      </w:r>
-      <w:proofErr w:type="spellStart"/>
-      <w:r>
-        <w:rPr>
-          <w:rFonts w:ascii="Calibri" w:hAnsi="Calibri" w:cs="Calibri"/>
-        </w:rPr>
-        <w:t>food_charge</w:t>
-      </w:r>
-      <w:proofErr w:type="spellEnd"/>
-      <w:r>
-        <w:rPr>
-          <w:rFonts w:ascii="Calibri" w:hAnsi="Calibri" w:cs="Calibri"/>
-        </w:rPr>
-        <w:t xml:space="preserve"> × TIP_PERCENT</w:t>
-      </w:r>
-      <w:r>
-        <w:rPr>
-          <w:rFonts w:ascii="Calibri" w:hAnsi="Calibri" w:cs="Calibri"/>
-        </w:rPr>
-        <w:br/>
-        <w:t xml:space="preserve">CALCULATE tax = </w:t>
-      </w:r>
-      <w:proofErr w:type="spellStart"/>
-      <w:r>
-        <w:rPr>
-          <w:rFonts w:ascii="Calibri" w:hAnsi="Calibri" w:cs="Calibri"/>
-        </w:rPr>
-        <w:t>food_charge</w:t>
-      </w:r>
-      <w:proofErr w:type="spellEnd"/>
-      <w:r>
-        <w:rPr>
-          <w:rFonts w:ascii="Calibri" w:hAnsi="Calibri" w:cs="Calibri"/>
-        </w:rPr>
-        <w:t xml:space="preserve"> × TAX_PERCENT</w:t>
-      </w:r>
-      <w:r>
-        <w:rPr>
-          <w:rFonts w:ascii="Calibri" w:hAnsi="Calibri" w:cs="Calibri"/>
-        </w:rPr>
-        <w:br/>
-        <w:t xml:space="preserve">CALCULATE total = </w:t>
-      </w:r>
-      <w:proofErr w:type="spellStart"/>
-      <w:r>
-        <w:rPr>
-          <w:rFonts w:ascii="Calibri" w:hAnsi="Calibri" w:cs="Calibri"/>
-        </w:rPr>
-        <w:t>food_charge</w:t>
-      </w:r>
-      <w:proofErr w:type="spellEnd"/>
-      <w:r>
-        <w:rPr>
-          <w:rFonts w:ascii="Calibri" w:hAnsi="Calibri" w:cs="Calibri"/>
-        </w:rPr>
-        <w:t xml:space="preserve"> + tip + tax</w:t>
+        <w:t>CALCULATE tip = food_charge × TIP_PERCENT</w:t>
+      </w:r>
+      <w:r>
+        <w:rPr>
+          <w:rFonts w:ascii="Calibri" w:hAnsi="Calibri" w:cs="Calibri"/>
+        </w:rPr>
+        <w:br/>
+        <w:t>CALCULATE tax = food_charge × TAX_PERCENT</w:t>
+      </w:r>
+      <w:r>
+        <w:rPr>
+          <w:rFonts w:ascii="Calibri" w:hAnsi="Calibri" w:cs="Calibri"/>
+        </w:rPr>
+        <w:br/>
+        <w:t>CALCULATE total = food_charge + tip + tax</w:t>
       </w:r>
       <w:r>
         <w:rPr>
@@ -943,21 +851,7 @@
           <w:rFonts w:ascii="Calibri" w:hAnsi="Calibri" w:cs="Calibri"/>
         </w:rPr>
         <w:br/>
-        <w:t xml:space="preserve">def </w:t>
-      </w:r>
-      <w:proofErr w:type="spellStart"/>
-      <w:r>
-        <w:rPr>
-          <w:rFonts w:ascii="Calibri" w:hAnsi="Calibri" w:cs="Calibri"/>
-        </w:rPr>
-        <w:t>get_food_charge</w:t>
-      </w:r>
-      <w:proofErr w:type="spellEnd"/>
-      <w:r>
-        <w:rPr>
-          <w:rFonts w:ascii="Calibri" w:hAnsi="Calibri" w:cs="Calibri"/>
-        </w:rPr>
-        <w:t>():</w:t>
+        <w:t>def get_food_charge():</w:t>
       </w:r>
       <w:r>
         <w:rPr>
@@ -971,21 +865,7 @@
           <w:rFonts w:ascii="Calibri" w:hAnsi="Calibri" w:cs="Calibri"/>
         </w:rPr>
         <w:br/>
-        <w:t xml:space="preserve">        </w:t>
-      </w:r>
-      <w:proofErr w:type="spellStart"/>
-      <w:r>
-        <w:rPr>
-          <w:rFonts w:ascii="Calibri" w:hAnsi="Calibri" w:cs="Calibri"/>
-        </w:rPr>
-        <w:t>user_input</w:t>
-      </w:r>
-      <w:proofErr w:type="spellEnd"/>
-      <w:r>
-        <w:rPr>
-          <w:rFonts w:ascii="Calibri" w:hAnsi="Calibri" w:cs="Calibri"/>
-        </w:rPr>
-        <w:t xml:space="preserve"> = input('Enter the food charge: ').strip()</w:t>
+        <w:t xml:space="preserve">        user_input = input('Enter the food charge: ').strip()</w:t>
       </w:r>
       <w:r>
         <w:rPr>
@@ -1012,21 +892,7 @@
           <w:rFonts w:ascii="Calibri" w:hAnsi="Calibri" w:cs="Calibri"/>
         </w:rPr>
         <w:br/>
-        <w:t xml:space="preserve">        if </w:t>
-      </w:r>
-      <w:proofErr w:type="spellStart"/>
-      <w:r>
-        <w:rPr>
-          <w:rFonts w:ascii="Calibri" w:hAnsi="Calibri" w:cs="Calibri"/>
-        </w:rPr>
-        <w:t>user_input</w:t>
-      </w:r>
-      <w:proofErr w:type="spellEnd"/>
-      <w:r>
-        <w:rPr>
-          <w:rFonts w:ascii="Calibri" w:hAnsi="Calibri" w:cs="Calibri"/>
-        </w:rPr>
-        <w:t xml:space="preserve"> == '':</w:t>
+        <w:t xml:space="preserve">        if user_input == '':</w:t>
       </w:r>
       <w:r>
         <w:rPr>
@@ -1060,35 +926,7 @@
           <w:rFonts w:ascii="Calibri" w:hAnsi="Calibri" w:cs="Calibri"/>
         </w:rPr>
         <w:br/>
-        <w:t xml:space="preserve">            </w:t>
-      </w:r>
-      <w:proofErr w:type="spellStart"/>
-      <w:r>
-        <w:rPr>
-          <w:rFonts w:ascii="Calibri" w:hAnsi="Calibri" w:cs="Calibri"/>
-        </w:rPr>
-        <w:t>food_charge</w:t>
-      </w:r>
-      <w:proofErr w:type="spellEnd"/>
-      <w:r>
-        <w:rPr>
-          <w:rFonts w:ascii="Calibri" w:hAnsi="Calibri" w:cs="Calibri"/>
-        </w:rPr>
-        <w:t xml:space="preserve"> = Decimal(</w:t>
-      </w:r>
-      <w:proofErr w:type="spellStart"/>
-      <w:r>
-        <w:rPr>
-          <w:rFonts w:ascii="Calibri" w:hAnsi="Calibri" w:cs="Calibri"/>
-        </w:rPr>
-        <w:t>user_input</w:t>
-      </w:r>
-      <w:proofErr w:type="spellEnd"/>
-      <w:r>
-        <w:rPr>
-          <w:rFonts w:ascii="Calibri" w:hAnsi="Calibri" w:cs="Calibri"/>
-        </w:rPr>
-        <w:t>)</w:t>
+        <w:t xml:space="preserve">            food_charge = Decimal(user_input)</w:t>
       </w:r>
       <w:r>
         <w:rPr>
@@ -1108,42 +946,14 @@
           <w:rFonts w:ascii="Calibri" w:hAnsi="Calibri" w:cs="Calibri"/>
         </w:rPr>
         <w:br/>
-        <w:t xml:space="preserve">            if </w:t>
-      </w:r>
-      <w:proofErr w:type="spellStart"/>
-      <w:r>
-        <w:rPr>
-          <w:rFonts w:ascii="Calibri" w:hAnsi="Calibri" w:cs="Calibri"/>
-        </w:rPr>
-        <w:t>food_charge</w:t>
-      </w:r>
-      <w:proofErr w:type="spellEnd"/>
-      <w:r>
-        <w:rPr>
-          <w:rFonts w:ascii="Calibri" w:hAnsi="Calibri" w:cs="Calibri"/>
-        </w:rPr>
-        <w:t xml:space="preserve"> &lt;= 0:</w:t>
-      </w:r>
-      <w:r>
-        <w:rPr>
-          <w:rFonts w:ascii="Calibri" w:hAnsi="Calibri" w:cs="Calibri"/>
-        </w:rPr>
-        <w:br/>
-        <w:t xml:space="preserve">                print(</w:t>
-      </w:r>
-      <w:proofErr w:type="spellStart"/>
-      <w:r>
-        <w:rPr>
-          <w:rFonts w:ascii="Calibri" w:hAnsi="Calibri" w:cs="Calibri"/>
-        </w:rPr>
-        <w:t>f'Invalid</w:t>
-      </w:r>
-      <w:proofErr w:type="spellEnd"/>
-      <w:r>
-        <w:rPr>
-          <w:rFonts w:ascii="Calibri" w:hAnsi="Calibri" w:cs="Calibri"/>
-        </w:rPr>
-        <w:t xml:space="preserve"> Input!! Please enter a valid amount greater than ${MIN_AMOUNT}.\n')</w:t>
+        <w:t xml:space="preserve">            if food_charge &lt;= 0:</w:t>
+      </w:r>
+      <w:r>
+        <w:rPr>
+          <w:rFonts w:ascii="Calibri" w:hAnsi="Calibri" w:cs="Calibri"/>
+        </w:rPr>
+        <w:br/>
+        <w:t xml:space="preserve">                print(f'Invalid Input!! Please enter a valid amount greater than ${MIN_AMOUNT}.\n')</w:t>
       </w:r>
       <w:r>
         <w:rPr>
@@ -1176,42 +986,14 @@
           <w:rFonts w:ascii="Calibri" w:hAnsi="Calibri" w:cs="Calibri"/>
         </w:rPr>
         <w:br/>
-        <w:t xml:space="preserve">            if </w:t>
-      </w:r>
-      <w:proofErr w:type="spellStart"/>
-      <w:r>
-        <w:rPr>
-          <w:rFonts w:ascii="Calibri" w:hAnsi="Calibri" w:cs="Calibri"/>
-        </w:rPr>
-        <w:t>food_charge</w:t>
-      </w:r>
-      <w:proofErr w:type="spellEnd"/>
-      <w:r>
-        <w:rPr>
-          <w:rFonts w:ascii="Calibri" w:hAnsi="Calibri" w:cs="Calibri"/>
-        </w:rPr>
-        <w:t xml:space="preserve"> &lt; MIN_AMOUNT:</w:t>
-      </w:r>
-      <w:r>
-        <w:rPr>
-          <w:rFonts w:ascii="Calibri" w:hAnsi="Calibri" w:cs="Calibri"/>
-        </w:rPr>
-        <w:br/>
-        <w:t xml:space="preserve">                print(</w:t>
-      </w:r>
-      <w:proofErr w:type="spellStart"/>
-      <w:r>
-        <w:rPr>
-          <w:rFonts w:ascii="Calibri" w:hAnsi="Calibri" w:cs="Calibri"/>
-        </w:rPr>
-        <w:t>f'Warning</w:t>
-      </w:r>
-      <w:proofErr w:type="spellEnd"/>
-      <w:r>
-        <w:rPr>
-          <w:rFonts w:ascii="Calibri" w:hAnsi="Calibri" w:cs="Calibri"/>
-        </w:rPr>
-        <w:t>!! Amount entered must be at least ${MIN_AMOUNT}.\n')</w:t>
+        <w:t xml:space="preserve">            if food_charge &lt; MIN_AMOUNT:</w:t>
+      </w:r>
+      <w:r>
+        <w:rPr>
+          <w:rFonts w:ascii="Calibri" w:hAnsi="Calibri" w:cs="Calibri"/>
+        </w:rPr>
+        <w:br/>
+        <w:t xml:space="preserve">                print(f'Warning!! Amount entered must be at least ${MIN_AMOUNT}.\n')</w:t>
       </w:r>
       <w:r>
         <w:rPr>
@@ -1238,42 +1020,14 @@
           <w:rFonts w:ascii="Calibri" w:hAnsi="Calibri" w:cs="Calibri"/>
         </w:rPr>
         <w:br/>
-        <w:t xml:space="preserve">            if </w:t>
-      </w:r>
-      <w:proofErr w:type="spellStart"/>
-      <w:r>
-        <w:rPr>
-          <w:rFonts w:ascii="Calibri" w:hAnsi="Calibri" w:cs="Calibri"/>
-        </w:rPr>
-        <w:t>food_charge</w:t>
-      </w:r>
-      <w:proofErr w:type="spellEnd"/>
-      <w:r>
-        <w:rPr>
-          <w:rFonts w:ascii="Calibri" w:hAnsi="Calibri" w:cs="Calibri"/>
-        </w:rPr>
-        <w:t xml:space="preserve"> &gt; MAX_AMOUNT:</w:t>
-      </w:r>
-      <w:r>
-        <w:rPr>
-          <w:rFonts w:ascii="Calibri" w:hAnsi="Calibri" w:cs="Calibri"/>
-        </w:rPr>
-        <w:br/>
-        <w:t xml:space="preserve">                print(</w:t>
-      </w:r>
-      <w:proofErr w:type="spellStart"/>
-      <w:r>
-        <w:rPr>
-          <w:rFonts w:ascii="Calibri" w:hAnsi="Calibri" w:cs="Calibri"/>
-        </w:rPr>
-        <w:t>f'Warning</w:t>
-      </w:r>
-      <w:proofErr w:type="spellEnd"/>
-      <w:r>
-        <w:rPr>
-          <w:rFonts w:ascii="Calibri" w:hAnsi="Calibri" w:cs="Calibri"/>
-        </w:rPr>
-        <w:t>!! Amount entered must be at most ${MAX_AMOUNT}.\n')</w:t>
+        <w:t xml:space="preserve">            if food_charge &gt; MAX_AMOUNT:</w:t>
+      </w:r>
+      <w:r>
+        <w:rPr>
+          <w:rFonts w:ascii="Calibri" w:hAnsi="Calibri" w:cs="Calibri"/>
+        </w:rPr>
+        <w:br/>
+        <w:t xml:space="preserve">                print(f'Warning!! Amount entered must be at most ${MAX_AMOUNT}.\n')</w:t>
       </w:r>
       <w:r>
         <w:rPr>
@@ -1300,42 +1054,14 @@
           <w:rFonts w:ascii="Calibri" w:hAnsi="Calibri" w:cs="Calibri"/>
         </w:rPr>
         <w:br/>
-        <w:t xml:space="preserve">            if </w:t>
-      </w:r>
-      <w:proofErr w:type="spellStart"/>
-      <w:r>
-        <w:rPr>
-          <w:rFonts w:ascii="Calibri" w:hAnsi="Calibri" w:cs="Calibri"/>
-        </w:rPr>
-        <w:t>food_charge.as_tuple</w:t>
-      </w:r>
-      <w:proofErr w:type="spellEnd"/>
-      <w:r>
-        <w:rPr>
-          <w:rFonts w:ascii="Calibri" w:hAnsi="Calibri" w:cs="Calibri"/>
-        </w:rPr>
-        <w:t>().exponent &lt; -2:</w:t>
-      </w:r>
-      <w:r>
-        <w:rPr>
-          <w:rFonts w:ascii="Calibri" w:hAnsi="Calibri" w:cs="Calibri"/>
-        </w:rPr>
-        <w:br/>
-        <w:t xml:space="preserve">                print('Warning!! Please enter the Amount </w:t>
-      </w:r>
-      <w:proofErr w:type="spellStart"/>
-      <w:r>
-        <w:rPr>
-          <w:rFonts w:ascii="Calibri" w:hAnsi="Calibri" w:cs="Calibri"/>
-        </w:rPr>
-        <w:t>upto</w:t>
-      </w:r>
-      <w:proofErr w:type="spellEnd"/>
-      <w:r>
-        <w:rPr>
-          <w:rFonts w:ascii="Calibri" w:hAnsi="Calibri" w:cs="Calibri"/>
-        </w:rPr>
-        <w:t xml:space="preserve"> 2 decimal places.\n')</w:t>
+        <w:t xml:space="preserve">            if food_charge.as_tuple().exponent &lt; -2:</w:t>
+      </w:r>
+      <w:r>
+        <w:rPr>
+          <w:rFonts w:ascii="Calibri" w:hAnsi="Calibri" w:cs="Calibri"/>
+        </w:rPr>
+        <w:br/>
+        <w:t xml:space="preserve">                print('Warning!! Please enter the Amount upto 2 decimal places.\n')</w:t>
       </w:r>
       <w:r>
         <w:rPr>
@@ -1355,16 +1081,8 @@
           <w:rFonts w:ascii="Calibri" w:hAnsi="Calibri" w:cs="Calibri"/>
         </w:rPr>
         <w:br/>
-        <w:t xml:space="preserve">            return </w:t>
-      </w:r>
-      <w:proofErr w:type="spellStart"/>
-      <w:r>
-        <w:rPr>
-          <w:rFonts w:ascii="Calibri" w:hAnsi="Calibri" w:cs="Calibri"/>
-        </w:rPr>
-        <w:t>food_charge</w:t>
-      </w:r>
-      <w:proofErr w:type="spellEnd"/>
+        <w:t xml:space="preserve">            return food_charge</w:t>
+      </w:r>
       <w:r>
         <w:rPr>
           <w:rFonts w:ascii="Calibri" w:hAnsi="Calibri" w:cs="Calibri"/>
@@ -1403,212 +1121,36 @@
           <w:rFonts w:ascii="Calibri" w:hAnsi="Calibri" w:cs="Calibri"/>
         </w:rPr>
         <w:br/>
-        <w:t xml:space="preserve">def </w:t>
-      </w:r>
-      <w:proofErr w:type="spellStart"/>
-      <w:r>
-        <w:rPr>
-          <w:rFonts w:ascii="Calibri" w:hAnsi="Calibri" w:cs="Calibri"/>
-        </w:rPr>
-        <w:t>calculate_bill</w:t>
-      </w:r>
-      <w:proofErr w:type="spellEnd"/>
-      <w:r>
-        <w:rPr>
-          <w:rFonts w:ascii="Calibri" w:hAnsi="Calibri" w:cs="Calibri"/>
-        </w:rPr>
-        <w:t>(</w:t>
-      </w:r>
-      <w:proofErr w:type="spellStart"/>
-      <w:r>
-        <w:rPr>
-          <w:rFonts w:ascii="Calibri" w:hAnsi="Calibri" w:cs="Calibri"/>
-        </w:rPr>
-        <w:t>food_charge</w:t>
-      </w:r>
-      <w:proofErr w:type="spellEnd"/>
-      <w:r>
-        <w:rPr>
-          <w:rFonts w:ascii="Calibri" w:hAnsi="Calibri" w:cs="Calibri"/>
-        </w:rPr>
-        <w:t>):</w:t>
-      </w:r>
-      <w:r>
-        <w:rPr>
-          <w:rFonts w:ascii="Calibri" w:hAnsi="Calibri" w:cs="Calibri"/>
-        </w:rPr>
-        <w:br/>
-        <w:t xml:space="preserve">    </w:t>
-      </w:r>
-      <w:proofErr w:type="spellStart"/>
-      <w:r>
-        <w:rPr>
-          <w:rFonts w:ascii="Calibri" w:hAnsi="Calibri" w:cs="Calibri"/>
-        </w:rPr>
-        <w:t>tip_amount</w:t>
-      </w:r>
-      <w:proofErr w:type="spellEnd"/>
-      <w:r>
-        <w:rPr>
-          <w:rFonts w:ascii="Calibri" w:hAnsi="Calibri" w:cs="Calibri"/>
-        </w:rPr>
-        <w:t xml:space="preserve"> = (</w:t>
-      </w:r>
-      <w:proofErr w:type="spellStart"/>
-      <w:r>
-        <w:rPr>
-          <w:rFonts w:ascii="Calibri" w:hAnsi="Calibri" w:cs="Calibri"/>
-        </w:rPr>
-        <w:t>food_charge</w:t>
-      </w:r>
-      <w:proofErr w:type="spellEnd"/>
-      <w:r>
-        <w:rPr>
-          <w:rFonts w:ascii="Calibri" w:hAnsi="Calibri" w:cs="Calibri"/>
-        </w:rPr>
-        <w:t xml:space="preserve"> * TIP_PERCENT).quantize(Decimal('0.01'))</w:t>
-      </w:r>
-      <w:r>
-        <w:rPr>
-          <w:rFonts w:ascii="Calibri" w:hAnsi="Calibri" w:cs="Calibri"/>
-        </w:rPr>
-        <w:br/>
-        <w:t xml:space="preserve">    </w:t>
-      </w:r>
-      <w:proofErr w:type="spellStart"/>
-      <w:r>
-        <w:rPr>
-          <w:rFonts w:ascii="Calibri" w:hAnsi="Calibri" w:cs="Calibri"/>
-        </w:rPr>
-        <w:t>tax_amount</w:t>
-      </w:r>
-      <w:proofErr w:type="spellEnd"/>
-      <w:r>
-        <w:rPr>
-          <w:rFonts w:ascii="Calibri" w:hAnsi="Calibri" w:cs="Calibri"/>
-        </w:rPr>
-        <w:t xml:space="preserve"> = (</w:t>
-      </w:r>
-      <w:proofErr w:type="spellStart"/>
-      <w:r>
-        <w:rPr>
-          <w:rFonts w:ascii="Calibri" w:hAnsi="Calibri" w:cs="Calibri"/>
-        </w:rPr>
-        <w:t>food_charge</w:t>
-      </w:r>
-      <w:proofErr w:type="spellEnd"/>
-      <w:r>
-        <w:rPr>
-          <w:rFonts w:ascii="Calibri" w:hAnsi="Calibri" w:cs="Calibri"/>
-        </w:rPr>
-        <w:t xml:space="preserve"> * TAX_PERCENT).quantize(Decimal('0.01'))</w:t>
-      </w:r>
-      <w:r>
-        <w:rPr>
-          <w:rFonts w:ascii="Calibri" w:hAnsi="Calibri" w:cs="Calibri"/>
-        </w:rPr>
-        <w:br/>
-        <w:t xml:space="preserve">    </w:t>
-      </w:r>
-      <w:proofErr w:type="spellStart"/>
-      <w:r>
-        <w:rPr>
-          <w:rFonts w:ascii="Calibri" w:hAnsi="Calibri" w:cs="Calibri"/>
-        </w:rPr>
-        <w:t>total_bill</w:t>
-      </w:r>
-      <w:proofErr w:type="spellEnd"/>
-      <w:r>
-        <w:rPr>
-          <w:rFonts w:ascii="Calibri" w:hAnsi="Calibri" w:cs="Calibri"/>
-        </w:rPr>
-        <w:t xml:space="preserve"> = (</w:t>
-      </w:r>
-      <w:proofErr w:type="spellStart"/>
-      <w:r>
-        <w:rPr>
-          <w:rFonts w:ascii="Calibri" w:hAnsi="Calibri" w:cs="Calibri"/>
-        </w:rPr>
-        <w:t>food_charge</w:t>
-      </w:r>
-      <w:proofErr w:type="spellEnd"/>
-      <w:r>
-        <w:rPr>
-          <w:rFonts w:ascii="Calibri" w:hAnsi="Calibri" w:cs="Calibri"/>
-        </w:rPr>
-        <w:t xml:space="preserve"> + </w:t>
-      </w:r>
-      <w:proofErr w:type="spellStart"/>
-      <w:r>
-        <w:rPr>
-          <w:rFonts w:ascii="Calibri" w:hAnsi="Calibri" w:cs="Calibri"/>
-        </w:rPr>
-        <w:t>tip_amount</w:t>
-      </w:r>
-      <w:proofErr w:type="spellEnd"/>
-      <w:r>
-        <w:rPr>
-          <w:rFonts w:ascii="Calibri" w:hAnsi="Calibri" w:cs="Calibri"/>
-        </w:rPr>
-        <w:t xml:space="preserve"> + </w:t>
-      </w:r>
-      <w:proofErr w:type="spellStart"/>
-      <w:r>
-        <w:rPr>
-          <w:rFonts w:ascii="Calibri" w:hAnsi="Calibri" w:cs="Calibri"/>
-        </w:rPr>
-        <w:t>tax_amount</w:t>
-      </w:r>
-      <w:proofErr w:type="spellEnd"/>
-      <w:r>
-        <w:rPr>
-          <w:rFonts w:ascii="Calibri" w:hAnsi="Calibri" w:cs="Calibri"/>
-        </w:rPr>
-        <w:t>).quantize(Decimal('0.01'))</w:t>
-      </w:r>
-      <w:r>
-        <w:rPr>
-          <w:rFonts w:ascii="Calibri" w:hAnsi="Calibri" w:cs="Calibri"/>
-        </w:rPr>
-        <w:br/>
-        <w:t xml:space="preserve">    return </w:t>
-      </w:r>
-      <w:proofErr w:type="spellStart"/>
-      <w:r>
-        <w:rPr>
-          <w:rFonts w:ascii="Calibri" w:hAnsi="Calibri" w:cs="Calibri"/>
-        </w:rPr>
-        <w:t>tip_amount</w:t>
-      </w:r>
-      <w:proofErr w:type="spellEnd"/>
-      <w:r>
-        <w:rPr>
-          <w:rFonts w:ascii="Calibri" w:hAnsi="Calibri" w:cs="Calibri"/>
-        </w:rPr>
-        <w:t xml:space="preserve">, </w:t>
-      </w:r>
-      <w:proofErr w:type="spellStart"/>
-      <w:r>
-        <w:rPr>
-          <w:rFonts w:ascii="Calibri" w:hAnsi="Calibri" w:cs="Calibri"/>
-        </w:rPr>
-        <w:t>tax_amount</w:t>
-      </w:r>
-      <w:proofErr w:type="spellEnd"/>
-      <w:r>
-        <w:rPr>
-          <w:rFonts w:ascii="Calibri" w:hAnsi="Calibri" w:cs="Calibri"/>
-        </w:rPr>
-        <w:t xml:space="preserve">, </w:t>
-      </w:r>
-      <w:proofErr w:type="spellStart"/>
-      <w:r>
-        <w:rPr>
-          <w:rFonts w:ascii="Calibri" w:hAnsi="Calibri" w:cs="Calibri"/>
-        </w:rPr>
-        <w:t>total_bill</w:t>
-      </w:r>
-      <w:proofErr w:type="spellEnd"/>
+        <w:t>def calculate_bill(food_charge):</w:t>
+      </w:r>
+      <w:r>
+        <w:rPr>
+          <w:rFonts w:ascii="Calibri" w:hAnsi="Calibri" w:cs="Calibri"/>
+        </w:rPr>
+        <w:br/>
+        <w:t xml:space="preserve">    tip_amount = (food_charge * TIP_PERCENT).quantize(Decimal('0.01'))</w:t>
+      </w:r>
+      <w:r>
+        <w:rPr>
+          <w:rFonts w:ascii="Calibri" w:hAnsi="Calibri" w:cs="Calibri"/>
+        </w:rPr>
+        <w:br/>
+        <w:t xml:space="preserve">    tax_amount = (food_charge * TAX_PERCENT).quantize(Decimal('0.01'))</w:t>
+      </w:r>
+      <w:r>
+        <w:rPr>
+          <w:rFonts w:ascii="Calibri" w:hAnsi="Calibri" w:cs="Calibri"/>
+        </w:rPr>
+        <w:br/>
+        <w:t xml:space="preserve">    total_bill = (food_charge + tip_amount + tax_amount).quantize(Decimal('0.01'))</w:t>
+      </w:r>
+      <w:r>
+        <w:rPr>
+          <w:rFonts w:ascii="Calibri" w:hAnsi="Calibri" w:cs="Calibri"/>
+        </w:rPr>
+        <w:br/>
+        <w:t xml:space="preserve">    return tip_amount, tax_amount, total_bill</w:t>
+      </w:r>
       <w:r>
         <w:rPr>
           <w:rFonts w:ascii="Calibri" w:hAnsi="Calibri" w:cs="Calibri"/>
@@ -1627,77 +1169,7 @@
           <w:rFonts w:ascii="Calibri" w:hAnsi="Calibri" w:cs="Calibri"/>
         </w:rPr>
         <w:br/>
-        <w:t xml:space="preserve">def </w:t>
-      </w:r>
-      <w:proofErr w:type="spellStart"/>
-      <w:r>
-        <w:rPr>
-          <w:rFonts w:ascii="Calibri" w:hAnsi="Calibri" w:cs="Calibri"/>
-        </w:rPr>
-        <w:t>generate_bill</w:t>
-      </w:r>
-      <w:proofErr w:type="spellEnd"/>
-      <w:r>
-        <w:rPr>
-          <w:rFonts w:ascii="Calibri" w:hAnsi="Calibri" w:cs="Calibri"/>
-        </w:rPr>
-        <w:t>(</w:t>
-      </w:r>
-      <w:proofErr w:type="spellStart"/>
-      <w:r>
-        <w:rPr>
-          <w:rFonts w:ascii="Calibri" w:hAnsi="Calibri" w:cs="Calibri"/>
-        </w:rPr>
-        <w:t>food_charge</w:t>
-      </w:r>
-      <w:proofErr w:type="spellEnd"/>
-      <w:r>
-        <w:rPr>
-          <w:rFonts w:ascii="Calibri" w:hAnsi="Calibri" w:cs="Calibri"/>
-        </w:rPr>
-        <w:t xml:space="preserve">, </w:t>
-      </w:r>
-      <w:proofErr w:type="spellStart"/>
-      <w:r>
-        <w:rPr>
-          <w:rFonts w:ascii="Calibri" w:hAnsi="Calibri" w:cs="Calibri"/>
-        </w:rPr>
-        <w:t>tip_amount</w:t>
-      </w:r>
-      <w:proofErr w:type="spellEnd"/>
-      <w:r>
-        <w:rPr>
-          <w:rFonts w:ascii="Calibri" w:hAnsi="Calibri" w:cs="Calibri"/>
-        </w:rPr>
-        <w:t xml:space="preserve">, </w:t>
-      </w:r>
-      <w:proofErr w:type="spellStart"/>
-      <w:r>
-        <w:rPr>
-          <w:rFonts w:ascii="Calibri" w:hAnsi="Calibri" w:cs="Calibri"/>
-        </w:rPr>
-        <w:t>tax_amount</w:t>
-      </w:r>
-      <w:proofErr w:type="spellEnd"/>
-      <w:r>
-        <w:rPr>
-          <w:rFonts w:ascii="Calibri" w:hAnsi="Calibri" w:cs="Calibri"/>
-        </w:rPr>
-        <w:t xml:space="preserve">, </w:t>
-      </w:r>
-      <w:proofErr w:type="spellStart"/>
-      <w:r>
-        <w:rPr>
-          <w:rFonts w:ascii="Calibri" w:hAnsi="Calibri" w:cs="Calibri"/>
-        </w:rPr>
-        <w:t>total_bill</w:t>
-      </w:r>
-      <w:proofErr w:type="spellEnd"/>
-      <w:r>
-        <w:rPr>
-          <w:rFonts w:ascii="Calibri" w:hAnsi="Calibri" w:cs="Calibri"/>
-        </w:rPr>
-        <w:t>):</w:t>
+        <w:t>def generate_bill(food_charge, tip_amount, tax_amount, total_bill):</w:t>
       </w:r>
       <w:r>
         <w:rPr>
@@ -1711,84 +1183,28 @@
           <w:rFonts w:ascii="Calibri" w:hAnsi="Calibri" w:cs="Calibri"/>
         </w:rPr>
         <w:br/>
-        <w:t xml:space="preserve">    print(</w:t>
-      </w:r>
-      <w:proofErr w:type="spellStart"/>
-      <w:r>
-        <w:rPr>
-          <w:rFonts w:ascii="Calibri" w:hAnsi="Calibri" w:cs="Calibri"/>
-        </w:rPr>
-        <w:t>f'Food</w:t>
-      </w:r>
-      <w:proofErr w:type="spellEnd"/>
-      <w:r>
-        <w:rPr>
-          <w:rFonts w:ascii="Calibri" w:hAnsi="Calibri" w:cs="Calibri"/>
-        </w:rPr>
-        <w:t xml:space="preserve"> Charge     : {food_charge:.2f}')</w:t>
-      </w:r>
-      <w:r>
-        <w:rPr>
-          <w:rFonts w:ascii="Calibri" w:hAnsi="Calibri" w:cs="Calibri"/>
-        </w:rPr>
-        <w:br/>
-        <w:t xml:space="preserve">    print(</w:t>
-      </w:r>
-      <w:proofErr w:type="spellStart"/>
-      <w:r>
-        <w:rPr>
-          <w:rFonts w:ascii="Calibri" w:hAnsi="Calibri" w:cs="Calibri"/>
-        </w:rPr>
-        <w:t>f'Tip</w:t>
-      </w:r>
-      <w:proofErr w:type="spellEnd"/>
-      <w:r>
-        <w:rPr>
-          <w:rFonts w:ascii="Calibri" w:hAnsi="Calibri" w:cs="Calibri"/>
-        </w:rPr>
-        <w:t xml:space="preserve"> Amount (18%): {tip_amount:.2f}')</w:t>
-      </w:r>
-      <w:r>
-        <w:rPr>
-          <w:rFonts w:ascii="Calibri" w:hAnsi="Calibri" w:cs="Calibri"/>
-        </w:rPr>
-        <w:br/>
-        <w:t xml:space="preserve">    print(</w:t>
-      </w:r>
-      <w:proofErr w:type="spellStart"/>
-      <w:r>
-        <w:rPr>
-          <w:rFonts w:ascii="Calibri" w:hAnsi="Calibri" w:cs="Calibri"/>
-        </w:rPr>
-        <w:t>f'Tax</w:t>
-      </w:r>
-      <w:proofErr w:type="spellEnd"/>
-      <w:r>
-        <w:rPr>
-          <w:rFonts w:ascii="Calibri" w:hAnsi="Calibri" w:cs="Calibri"/>
-        </w:rPr>
-        <w:t xml:space="preserve"> Amount (7%) : {tax_amount:.2f}')</w:t>
-      </w:r>
-      <w:r>
-        <w:rPr>
-          <w:rFonts w:ascii="Calibri" w:hAnsi="Calibri" w:cs="Calibri"/>
-        </w:rPr>
-        <w:br/>
-        <w:t xml:space="preserve">    print(</w:t>
-      </w:r>
-      <w:proofErr w:type="spellStart"/>
-      <w:r>
-        <w:rPr>
-          <w:rFonts w:ascii="Calibri" w:hAnsi="Calibri" w:cs="Calibri"/>
-        </w:rPr>
-        <w:t>f'Total</w:t>
-      </w:r>
-      <w:proofErr w:type="spellEnd"/>
-      <w:r>
-        <w:rPr>
-          <w:rFonts w:ascii="Calibri" w:hAnsi="Calibri" w:cs="Calibri"/>
-        </w:rPr>
-        <w:t xml:space="preserve"> Bill      : {total_bill:.2f}')</w:t>
+        <w:t xml:space="preserve">    print(f'Food Charge     : {food_charge:.2f}')</w:t>
+      </w:r>
+      <w:r>
+        <w:rPr>
+          <w:rFonts w:ascii="Calibri" w:hAnsi="Calibri" w:cs="Calibri"/>
+        </w:rPr>
+        <w:br/>
+        <w:t xml:space="preserve">    print(f'Tip Amount (18%): {tip_amount:.2f}')</w:t>
+      </w:r>
+      <w:r>
+        <w:rPr>
+          <w:rFonts w:ascii="Calibri" w:hAnsi="Calibri" w:cs="Calibri"/>
+        </w:rPr>
+        <w:br/>
+        <w:t xml:space="preserve">    print(f'Tax Amount (7%) : {tax_amount:.2f}')</w:t>
+      </w:r>
+      <w:r>
+        <w:rPr>
+          <w:rFonts w:ascii="Calibri" w:hAnsi="Calibri" w:cs="Calibri"/>
+        </w:rPr>
+        <w:br/>
+        <w:t xml:space="preserve">    print(f'Total Bill      : {total_bill:.2f}')</w:t>
       </w:r>
       <w:r>
         <w:rPr>
@@ -1815,35 +1231,7 @@
           <w:rFonts w:ascii="Calibri" w:hAnsi="Calibri" w:cs="Calibri"/>
         </w:rPr>
         <w:br/>
-        <w:t xml:space="preserve">    </w:t>
-      </w:r>
-      <w:proofErr w:type="spellStart"/>
-      <w:r>
-        <w:rPr>
-          <w:rFonts w:ascii="Calibri" w:hAnsi="Calibri" w:cs="Calibri"/>
-        </w:rPr>
-        <w:t>food_charge</w:t>
-      </w:r>
-      <w:proofErr w:type="spellEnd"/>
-      <w:r>
-        <w:rPr>
-          <w:rFonts w:ascii="Calibri" w:hAnsi="Calibri" w:cs="Calibri"/>
-        </w:rPr>
-        <w:t xml:space="preserve"> = </w:t>
-      </w:r>
-      <w:proofErr w:type="spellStart"/>
-      <w:r>
-        <w:rPr>
-          <w:rFonts w:ascii="Calibri" w:hAnsi="Calibri" w:cs="Calibri"/>
-        </w:rPr>
-        <w:t>get_food_charge</w:t>
-      </w:r>
-      <w:proofErr w:type="spellEnd"/>
-      <w:r>
-        <w:rPr>
-          <w:rFonts w:ascii="Calibri" w:hAnsi="Calibri" w:cs="Calibri"/>
-        </w:rPr>
-        <w:t>()</w:t>
+        <w:t xml:space="preserve">    food_charge = get_food_charge()</w:t>
       </w:r>
       <w:r>
         <w:rPr>
@@ -1856,154 +1244,14 @@
           <w:rFonts w:ascii="Calibri" w:hAnsi="Calibri" w:cs="Calibri"/>
         </w:rPr>
         <w:lastRenderedPageBreak/>
-        <w:t xml:space="preserve">    </w:t>
-      </w:r>
-      <w:proofErr w:type="spellStart"/>
-      <w:r>
-        <w:rPr>
-          <w:rFonts w:ascii="Calibri" w:hAnsi="Calibri" w:cs="Calibri"/>
-        </w:rPr>
-        <w:t>tip_amount</w:t>
-      </w:r>
-      <w:proofErr w:type="spellEnd"/>
-      <w:r>
-        <w:rPr>
-          <w:rFonts w:ascii="Calibri" w:hAnsi="Calibri" w:cs="Calibri"/>
-        </w:rPr>
-        <w:t xml:space="preserve">, </w:t>
-      </w:r>
-      <w:proofErr w:type="spellStart"/>
-      <w:r>
-        <w:rPr>
-          <w:rFonts w:ascii="Calibri" w:hAnsi="Calibri" w:cs="Calibri"/>
-        </w:rPr>
-        <w:t>tax_amount</w:t>
-      </w:r>
-      <w:proofErr w:type="spellEnd"/>
-      <w:r>
-        <w:rPr>
-          <w:rFonts w:ascii="Calibri" w:hAnsi="Calibri" w:cs="Calibri"/>
-        </w:rPr>
-        <w:t xml:space="preserve">, </w:t>
-      </w:r>
-      <w:proofErr w:type="spellStart"/>
-      <w:r>
-        <w:rPr>
-          <w:rFonts w:ascii="Calibri" w:hAnsi="Calibri" w:cs="Calibri"/>
-        </w:rPr>
-        <w:t>total_bill</w:t>
-      </w:r>
-      <w:proofErr w:type="spellEnd"/>
-      <w:r>
-        <w:rPr>
-          <w:rFonts w:ascii="Calibri" w:hAnsi="Calibri" w:cs="Calibri"/>
-        </w:rPr>
-        <w:t xml:space="preserve"> = </w:t>
-      </w:r>
-      <w:proofErr w:type="spellStart"/>
-      <w:r>
-        <w:rPr>
-          <w:rFonts w:ascii="Calibri" w:hAnsi="Calibri" w:cs="Calibri"/>
-        </w:rPr>
-        <w:t>calculate_bill</w:t>
-      </w:r>
-      <w:proofErr w:type="spellEnd"/>
-      <w:r>
-        <w:rPr>
-          <w:rFonts w:ascii="Calibri" w:hAnsi="Calibri" w:cs="Calibri"/>
-        </w:rPr>
-        <w:t>(</w:t>
-      </w:r>
-      <w:proofErr w:type="spellStart"/>
-      <w:r>
-        <w:rPr>
-          <w:rFonts w:ascii="Calibri" w:hAnsi="Calibri" w:cs="Calibri"/>
-        </w:rPr>
-        <w:t>food_charge</w:t>
-      </w:r>
-      <w:proofErr w:type="spellEnd"/>
-      <w:r>
-        <w:rPr>
-          <w:rFonts w:ascii="Calibri" w:hAnsi="Calibri" w:cs="Calibri"/>
-        </w:rPr>
-        <w:t>)</w:t>
-      </w:r>
-      <w:r>
-        <w:rPr>
-          <w:rFonts w:ascii="Calibri" w:hAnsi="Calibri" w:cs="Calibri"/>
-        </w:rPr>
-        <w:br/>
-        <w:t xml:space="preserve">    </w:t>
-      </w:r>
-      <w:proofErr w:type="spellStart"/>
-      <w:r>
-        <w:rPr>
-          <w:rFonts w:ascii="Calibri" w:hAnsi="Calibri" w:cs="Calibri"/>
-        </w:rPr>
-        <w:t>generate_bill</w:t>
-      </w:r>
-      <w:proofErr w:type="spellEnd"/>
-      <w:r>
-        <w:rPr>
-          <w:rFonts w:ascii="Calibri" w:hAnsi="Calibri" w:cs="Calibri"/>
-        </w:rPr>
-        <w:t>(</w:t>
-      </w:r>
-      <w:proofErr w:type="spellStart"/>
-      <w:r>
-        <w:rPr>
-          <w:rFonts w:ascii="Calibri" w:hAnsi="Calibri" w:cs="Calibri"/>
-        </w:rPr>
-        <w:t>food_charge</w:t>
-      </w:r>
-      <w:proofErr w:type="spellEnd"/>
-      <w:r>
-        <w:rPr>
-          <w:rFonts w:ascii="Calibri" w:hAnsi="Calibri" w:cs="Calibri"/>
-        </w:rPr>
-        <w:t xml:space="preserve">, </w:t>
-      </w:r>
-      <w:proofErr w:type="spellStart"/>
-      <w:r>
-        <w:rPr>
-          <w:rFonts w:ascii="Calibri" w:hAnsi="Calibri" w:cs="Calibri"/>
-        </w:rPr>
-        <w:t>tip_amount</w:t>
-      </w:r>
-      <w:proofErr w:type="spellEnd"/>
-      <w:r>
-        <w:rPr>
-          <w:rFonts w:ascii="Calibri" w:hAnsi="Calibri" w:cs="Calibri"/>
-        </w:rPr>
-        <w:t xml:space="preserve">, </w:t>
-      </w:r>
-      <w:proofErr w:type="spellStart"/>
-      <w:r>
-        <w:rPr>
-          <w:rFonts w:ascii="Calibri" w:hAnsi="Calibri" w:cs="Calibri"/>
-        </w:rPr>
-        <w:t>tax_amount</w:t>
-      </w:r>
-      <w:proofErr w:type="spellEnd"/>
-      <w:r>
-        <w:rPr>
-          <w:rFonts w:ascii="Calibri" w:hAnsi="Calibri" w:cs="Calibri"/>
-        </w:rPr>
-        <w:t xml:space="preserve">, </w:t>
-      </w:r>
-      <w:proofErr w:type="spellStart"/>
-      <w:r>
-        <w:rPr>
-          <w:rFonts w:ascii="Calibri" w:hAnsi="Calibri" w:cs="Calibri"/>
-        </w:rPr>
-        <w:t>total_bill</w:t>
-      </w:r>
-      <w:proofErr w:type="spellEnd"/>
-      <w:r>
-        <w:rPr>
-          <w:rFonts w:ascii="Calibri" w:hAnsi="Calibri" w:cs="Calibri"/>
-        </w:rPr>
-        <w:t>)</w:t>
+        <w:t xml:space="preserve">    tip_amount, tax_amount, total_bill = calculate_bill(food_charge)</w:t>
+      </w:r>
+      <w:r>
+        <w:rPr>
+          <w:rFonts w:ascii="Calibri" w:hAnsi="Calibri" w:cs="Calibri"/>
+        </w:rPr>
+        <w:br/>
+        <w:t xml:space="preserve">    generate_bill(food_charge, tip_amount, tax_amount, total_bill)</w:t>
       </w:r>
       <w:r>
         <w:rPr>
@@ -3236,16 +2484,8 @@
           <w:rFonts w:ascii="Calibri" w:hAnsi="Calibri" w:cs="Calibri"/>
         </w:rPr>
         <w:br/>
-        <w:t xml:space="preserve">    READ </w:t>
-      </w:r>
-      <w:proofErr w:type="spellStart"/>
-      <w:r>
-        <w:rPr>
-          <w:rFonts w:ascii="Calibri" w:hAnsi="Calibri" w:cs="Calibri"/>
-        </w:rPr>
-        <w:t>user_input</w:t>
-      </w:r>
-      <w:proofErr w:type="spellEnd"/>
+        <w:t xml:space="preserve">    READ user_input</w:t>
+      </w:r>
       <w:r>
         <w:rPr>
           <w:rFonts w:ascii="Calibri" w:hAnsi="Calibri" w:cs="Calibri"/>
@@ -3325,35 +2565,7 @@
           <w:rFonts w:ascii="Calibri" w:hAnsi="Calibri" w:cs="Calibri"/>
         </w:rPr>
         <w:br/>
-        <w:t xml:space="preserve">    IF </w:t>
-      </w:r>
-      <w:proofErr w:type="spellStart"/>
-      <w:r>
-        <w:rPr>
-          <w:rFonts w:ascii="Calibri" w:hAnsi="Calibri" w:cs="Calibri"/>
-        </w:rPr>
-        <w:t>current_time</w:t>
-      </w:r>
-      <w:proofErr w:type="spellEnd"/>
-      <w:r>
-        <w:rPr>
-          <w:rFonts w:ascii="Calibri" w:hAnsi="Calibri" w:cs="Calibri"/>
-        </w:rPr>
-        <w:t xml:space="preserve"> &lt; 0 OR </w:t>
-      </w:r>
-      <w:proofErr w:type="spellStart"/>
-      <w:r>
-        <w:rPr>
-          <w:rFonts w:ascii="Calibri" w:hAnsi="Calibri" w:cs="Calibri"/>
-        </w:rPr>
-        <w:t>current_time</w:t>
-      </w:r>
-      <w:proofErr w:type="spellEnd"/>
-      <w:r>
-        <w:rPr>
-          <w:rFonts w:ascii="Calibri" w:hAnsi="Calibri" w:cs="Calibri"/>
-        </w:rPr>
-        <w:t xml:space="preserve"> &gt; 23</w:t>
+        <w:t xml:space="preserve">    IF current_time &lt; 0 OR current_time &gt; 23</w:t>
       </w:r>
       <w:r>
         <w:rPr>
@@ -3374,21 +2586,7 @@
           <w:rFonts w:ascii="Calibri" w:hAnsi="Calibri" w:cs="Calibri"/>
         </w:rPr>
         <w:br/>
-        <w:t xml:space="preserve">UNTIL valid </w:t>
-      </w:r>
-      <w:proofErr w:type="spellStart"/>
-      <w:r>
-        <w:rPr>
-          <w:rFonts w:ascii="Calibri" w:hAnsi="Calibri" w:cs="Calibri"/>
-        </w:rPr>
-        <w:t>current_time</w:t>
-      </w:r>
-      <w:proofErr w:type="spellEnd"/>
-      <w:r>
-        <w:rPr>
-          <w:rFonts w:ascii="Calibri" w:hAnsi="Calibri" w:cs="Calibri"/>
-        </w:rPr>
-        <w:t xml:space="preserve"> is entered</w:t>
+        <w:t>UNTIL valid current_time is entered</w:t>
       </w:r>
       <w:r>
         <w:rPr>
@@ -3415,16 +2613,8 @@
           <w:rFonts w:ascii="Calibri" w:hAnsi="Calibri" w:cs="Calibri"/>
         </w:rPr>
         <w:br/>
-        <w:t xml:space="preserve">    READ </w:t>
-      </w:r>
-      <w:proofErr w:type="spellStart"/>
-      <w:r>
-        <w:rPr>
-          <w:rFonts w:ascii="Calibri" w:hAnsi="Calibri" w:cs="Calibri"/>
-        </w:rPr>
-        <w:t>user_input</w:t>
-      </w:r>
-      <w:proofErr w:type="spellEnd"/>
+        <w:t xml:space="preserve">    READ user_input</w:t>
+      </w:r>
       <w:r>
         <w:rPr>
           <w:rFonts w:ascii="Calibri" w:hAnsi="Calibri" w:cs="Calibri"/>
@@ -3510,21 +2700,7 @@
           <w:rFonts w:ascii="Calibri" w:hAnsi="Calibri" w:cs="Calibri"/>
         </w:rPr>
         <w:lastRenderedPageBreak/>
-        <w:t xml:space="preserve">    IF </w:t>
-      </w:r>
-      <w:proofErr w:type="spellStart"/>
-      <w:r>
-        <w:rPr>
-          <w:rFonts w:ascii="Calibri" w:hAnsi="Calibri" w:cs="Calibri"/>
-        </w:rPr>
-        <w:t>wait_hours</w:t>
-      </w:r>
-      <w:proofErr w:type="spellEnd"/>
-      <w:r>
-        <w:rPr>
-          <w:rFonts w:ascii="Calibri" w:hAnsi="Calibri" w:cs="Calibri"/>
-        </w:rPr>
-        <w:t xml:space="preserve"> &lt; 0</w:t>
+        <w:t xml:space="preserve">    IF wait_hours &lt; 0</w:t>
       </w:r>
       <w:r>
         <w:rPr>
@@ -3545,124 +2721,40 @@
           <w:rFonts w:ascii="Calibri" w:hAnsi="Calibri" w:cs="Calibri"/>
         </w:rPr>
         <w:br/>
-        <w:t xml:space="preserve">UNTIL valid </w:t>
-      </w:r>
-      <w:proofErr w:type="spellStart"/>
-      <w:r>
-        <w:rPr>
-          <w:rFonts w:ascii="Calibri" w:hAnsi="Calibri" w:cs="Calibri"/>
-        </w:rPr>
-        <w:t>wait_hours</w:t>
-      </w:r>
-      <w:proofErr w:type="spellEnd"/>
-      <w:r>
-        <w:rPr>
-          <w:rFonts w:ascii="Calibri" w:hAnsi="Calibri" w:cs="Calibri"/>
-        </w:rPr>
-        <w:t xml:space="preserve"> is entered</w:t>
-      </w:r>
-      <w:r>
-        <w:rPr>
-          <w:rFonts w:ascii="Calibri" w:hAnsi="Calibri" w:cs="Calibri"/>
-        </w:rPr>
-        <w:br/>
-      </w:r>
-      <w:r>
-        <w:rPr>
-          <w:rFonts w:ascii="Calibri" w:hAnsi="Calibri" w:cs="Calibri"/>
-        </w:rPr>
-        <w:br/>
-        <w:t xml:space="preserve">CALCULATE </w:t>
-      </w:r>
-      <w:proofErr w:type="spellStart"/>
-      <w:r>
-        <w:rPr>
-          <w:rFonts w:ascii="Calibri" w:hAnsi="Calibri" w:cs="Calibri"/>
-        </w:rPr>
-        <w:t>alarm_time</w:t>
-      </w:r>
-      <w:proofErr w:type="spellEnd"/>
-      <w:r>
-        <w:rPr>
-          <w:rFonts w:ascii="Calibri" w:hAnsi="Calibri" w:cs="Calibri"/>
-        </w:rPr>
-        <w:t xml:space="preserve"> = (</w:t>
-      </w:r>
-      <w:proofErr w:type="spellStart"/>
-      <w:r>
-        <w:rPr>
-          <w:rFonts w:ascii="Calibri" w:hAnsi="Calibri" w:cs="Calibri"/>
-        </w:rPr>
-        <w:t>current_time</w:t>
-      </w:r>
-      <w:proofErr w:type="spellEnd"/>
-      <w:r>
-        <w:rPr>
-          <w:rFonts w:ascii="Calibri" w:hAnsi="Calibri" w:cs="Calibri"/>
-        </w:rPr>
-        <w:t xml:space="preserve"> + </w:t>
-      </w:r>
-      <w:proofErr w:type="spellStart"/>
-      <w:r>
-        <w:rPr>
-          <w:rFonts w:ascii="Calibri" w:hAnsi="Calibri" w:cs="Calibri"/>
-        </w:rPr>
-        <w:t>wait_hours</w:t>
-      </w:r>
-      <w:proofErr w:type="spellEnd"/>
-      <w:r>
-        <w:rPr>
-          <w:rFonts w:ascii="Calibri" w:hAnsi="Calibri" w:cs="Calibri"/>
-        </w:rPr>
-        <w:t>) MOD 24</w:t>
-      </w:r>
-      <w:r>
-        <w:rPr>
-          <w:rFonts w:ascii="Calibri" w:hAnsi="Calibri" w:cs="Calibri"/>
-        </w:rPr>
-        <w:br/>
-      </w:r>
-      <w:r>
-        <w:rPr>
-          <w:rFonts w:ascii="Calibri" w:hAnsi="Calibri" w:cs="Calibri"/>
-        </w:rPr>
-        <w:br/>
-        <w:t xml:space="preserve">CONVERT </w:t>
-      </w:r>
-      <w:proofErr w:type="spellStart"/>
-      <w:r>
-        <w:rPr>
-          <w:rFonts w:ascii="Calibri" w:hAnsi="Calibri" w:cs="Calibri"/>
-        </w:rPr>
-        <w:t>current_time</w:t>
-      </w:r>
-      <w:proofErr w:type="spellEnd"/>
-      <w:r>
-        <w:rPr>
-          <w:rFonts w:ascii="Calibri" w:hAnsi="Calibri" w:cs="Calibri"/>
-        </w:rPr>
-        <w:t xml:space="preserve"> to 12-hour format</w:t>
-      </w:r>
-      <w:r>
-        <w:rPr>
-          <w:rFonts w:ascii="Calibri" w:hAnsi="Calibri" w:cs="Calibri"/>
-        </w:rPr>
-        <w:br/>
-        <w:t xml:space="preserve">CONVERT </w:t>
-      </w:r>
-      <w:proofErr w:type="spellStart"/>
-      <w:r>
-        <w:rPr>
-          <w:rFonts w:ascii="Calibri" w:hAnsi="Calibri" w:cs="Calibri"/>
-        </w:rPr>
-        <w:t>alarm_time</w:t>
-      </w:r>
-      <w:proofErr w:type="spellEnd"/>
-      <w:r>
-        <w:rPr>
-          <w:rFonts w:ascii="Calibri" w:hAnsi="Calibri" w:cs="Calibri"/>
-        </w:rPr>
-        <w:t xml:space="preserve"> to 12-hour format</w:t>
+        <w:t>UNTIL valid wait_hours is entered</w:t>
+      </w:r>
+      <w:r>
+        <w:rPr>
+          <w:rFonts w:ascii="Calibri" w:hAnsi="Calibri" w:cs="Calibri"/>
+        </w:rPr>
+        <w:br/>
+      </w:r>
+      <w:r>
+        <w:rPr>
+          <w:rFonts w:ascii="Calibri" w:hAnsi="Calibri" w:cs="Calibri"/>
+        </w:rPr>
+        <w:br/>
+        <w:t>CALCULATE alarm_time = (current_time + wait_hours) MOD 24</w:t>
+      </w:r>
+      <w:r>
+        <w:rPr>
+          <w:rFonts w:ascii="Calibri" w:hAnsi="Calibri" w:cs="Calibri"/>
+        </w:rPr>
+        <w:br/>
+      </w:r>
+      <w:r>
+        <w:rPr>
+          <w:rFonts w:ascii="Calibri" w:hAnsi="Calibri" w:cs="Calibri"/>
+        </w:rPr>
+        <w:br/>
+        <w:t>CONVERT current_time to 12-hour format</w:t>
+      </w:r>
+      <w:r>
+        <w:rPr>
+          <w:rFonts w:ascii="Calibri" w:hAnsi="Calibri" w:cs="Calibri"/>
+        </w:rPr>
+        <w:br/>
+        <w:t>CONVERT alarm_time to 12-hour format</w:t>
       </w:r>
       <w:r>
         <w:rPr>
@@ -3970,21 +3062,7 @@
           <w:rFonts w:ascii="Calibri" w:hAnsi="Calibri" w:cs="Calibri"/>
         </w:rPr>
         <w:br/>
-        <w:t xml:space="preserve">def </w:t>
-      </w:r>
-      <w:proofErr w:type="spellStart"/>
-      <w:r>
-        <w:rPr>
-          <w:rFonts w:ascii="Calibri" w:hAnsi="Calibri" w:cs="Calibri"/>
-        </w:rPr>
-        <w:t>get_current_time</w:t>
-      </w:r>
-      <w:proofErr w:type="spellEnd"/>
-      <w:r>
-        <w:rPr>
-          <w:rFonts w:ascii="Calibri" w:hAnsi="Calibri" w:cs="Calibri"/>
-        </w:rPr>
-        <w:t>():</w:t>
+        <w:t>def get_current_time():</w:t>
       </w:r>
       <w:r>
         <w:rPr>
@@ -3998,21 +3076,7 @@
           <w:rFonts w:ascii="Calibri" w:hAnsi="Calibri" w:cs="Calibri"/>
         </w:rPr>
         <w:br/>
-        <w:t xml:space="preserve">        </w:t>
-      </w:r>
-      <w:proofErr w:type="spellStart"/>
-      <w:r>
-        <w:rPr>
-          <w:rFonts w:ascii="Calibri" w:hAnsi="Calibri" w:cs="Calibri"/>
-        </w:rPr>
-        <w:t>user_input</w:t>
-      </w:r>
-      <w:proofErr w:type="spellEnd"/>
-      <w:r>
-        <w:rPr>
-          <w:rFonts w:ascii="Calibri" w:hAnsi="Calibri" w:cs="Calibri"/>
-        </w:rPr>
-        <w:t xml:space="preserve"> = input('Enter current time (0-23): ').strip()</w:t>
+        <w:t xml:space="preserve">        user_input = input('Enter current time (0-23): ').strip()</w:t>
       </w:r>
       <w:r>
         <w:rPr>
@@ -4039,21 +3103,7 @@
           <w:rFonts w:ascii="Calibri" w:hAnsi="Calibri" w:cs="Calibri"/>
         </w:rPr>
         <w:br/>
-        <w:t xml:space="preserve">        if </w:t>
-      </w:r>
-      <w:proofErr w:type="spellStart"/>
-      <w:r>
-        <w:rPr>
-          <w:rFonts w:ascii="Calibri" w:hAnsi="Calibri" w:cs="Calibri"/>
-        </w:rPr>
-        <w:t>user_input</w:t>
-      </w:r>
-      <w:proofErr w:type="spellEnd"/>
-      <w:r>
-        <w:rPr>
-          <w:rFonts w:ascii="Calibri" w:hAnsi="Calibri" w:cs="Calibri"/>
-        </w:rPr>
-        <w:t xml:space="preserve"> == '':</w:t>
+        <w:t xml:space="preserve">        if user_input == '':</w:t>
       </w:r>
       <w:r>
         <w:rPr>
@@ -4094,56 +3144,14 @@
           <w:rFonts w:ascii="Calibri" w:hAnsi="Calibri" w:cs="Calibri"/>
         </w:rPr>
         <w:br/>
-        <w:t xml:space="preserve">            </w:t>
-      </w:r>
-      <w:proofErr w:type="spellStart"/>
-      <w:r>
-        <w:rPr>
-          <w:rFonts w:ascii="Calibri" w:hAnsi="Calibri" w:cs="Calibri"/>
-        </w:rPr>
-        <w:t>current_time</w:t>
-      </w:r>
-      <w:proofErr w:type="spellEnd"/>
-      <w:r>
-        <w:rPr>
-          <w:rFonts w:ascii="Calibri" w:hAnsi="Calibri" w:cs="Calibri"/>
-        </w:rPr>
-        <w:t xml:space="preserve"> = int(</w:t>
-      </w:r>
-      <w:proofErr w:type="spellStart"/>
-      <w:r>
-        <w:rPr>
-          <w:rFonts w:ascii="Calibri" w:hAnsi="Calibri" w:cs="Calibri"/>
-        </w:rPr>
-        <w:t>user_input</w:t>
-      </w:r>
-      <w:proofErr w:type="spellEnd"/>
-      <w:r>
-        <w:rPr>
-          <w:rFonts w:ascii="Calibri" w:hAnsi="Calibri" w:cs="Calibri"/>
-        </w:rPr>
-        <w:t>)</w:t>
-      </w:r>
-      <w:r>
-        <w:rPr>
-          <w:rFonts w:ascii="Calibri" w:hAnsi="Calibri" w:cs="Calibri"/>
-        </w:rPr>
-        <w:br/>
-        <w:t xml:space="preserve">        except </w:t>
-      </w:r>
-      <w:proofErr w:type="spellStart"/>
-      <w:r>
-        <w:rPr>
-          <w:rFonts w:ascii="Calibri" w:hAnsi="Calibri" w:cs="Calibri"/>
-        </w:rPr>
-        <w:t>ValueError</w:t>
-      </w:r>
-      <w:proofErr w:type="spellEnd"/>
-      <w:r>
-        <w:rPr>
-          <w:rFonts w:ascii="Calibri" w:hAnsi="Calibri" w:cs="Calibri"/>
-        </w:rPr>
-        <w:t>:</w:t>
+        <w:t xml:space="preserve">            current_time = int(user_input)</w:t>
+      </w:r>
+      <w:r>
+        <w:rPr>
+          <w:rFonts w:ascii="Calibri" w:hAnsi="Calibri" w:cs="Calibri"/>
+        </w:rPr>
+        <w:br/>
+        <w:t xml:space="preserve">        except ValueError:</w:t>
       </w:r>
       <w:r>
         <w:rPr>
@@ -4177,35 +3185,7 @@
           <w:rFonts w:ascii="Calibri" w:hAnsi="Calibri" w:cs="Calibri"/>
         </w:rPr>
         <w:br/>
-        <w:t xml:space="preserve">        if </w:t>
-      </w:r>
-      <w:proofErr w:type="spellStart"/>
-      <w:r>
-        <w:rPr>
-          <w:rFonts w:ascii="Calibri" w:hAnsi="Calibri" w:cs="Calibri"/>
-        </w:rPr>
-        <w:t>current_time</w:t>
-      </w:r>
-      <w:proofErr w:type="spellEnd"/>
-      <w:r>
-        <w:rPr>
-          <w:rFonts w:ascii="Calibri" w:hAnsi="Calibri" w:cs="Calibri"/>
-        </w:rPr>
-        <w:t xml:space="preserve"> &lt; 0 or </w:t>
-      </w:r>
-      <w:proofErr w:type="spellStart"/>
-      <w:r>
-        <w:rPr>
-          <w:rFonts w:ascii="Calibri" w:hAnsi="Calibri" w:cs="Calibri"/>
-        </w:rPr>
-        <w:t>current_time</w:t>
-      </w:r>
-      <w:proofErr w:type="spellEnd"/>
-      <w:r>
-        <w:rPr>
-          <w:rFonts w:ascii="Calibri" w:hAnsi="Calibri" w:cs="Calibri"/>
-        </w:rPr>
-        <w:t xml:space="preserve"> &gt; 23:</w:t>
+        <w:t xml:space="preserve">        if current_time &lt; 0 or current_time &gt; 23:</w:t>
       </w:r>
       <w:r>
         <w:rPr>
@@ -4232,16 +3212,8 @@
           <w:rFonts w:ascii="Calibri" w:hAnsi="Calibri" w:cs="Calibri"/>
         </w:rPr>
         <w:br/>
-        <w:t xml:space="preserve">        return </w:t>
-      </w:r>
-      <w:proofErr w:type="spellStart"/>
-      <w:r>
-        <w:rPr>
-          <w:rFonts w:ascii="Calibri" w:hAnsi="Calibri" w:cs="Calibri"/>
-        </w:rPr>
-        <w:t>current_time</w:t>
-      </w:r>
-      <w:proofErr w:type="spellEnd"/>
+        <w:t xml:space="preserve">        return current_time</w:t>
+      </w:r>
       <w:r>
         <w:rPr>
           <w:rFonts w:ascii="Calibri" w:hAnsi="Calibri" w:cs="Calibri"/>
@@ -4260,21 +3232,7 @@
           <w:rFonts w:ascii="Calibri" w:hAnsi="Calibri" w:cs="Calibri"/>
         </w:rPr>
         <w:br/>
-        <w:t xml:space="preserve">def </w:t>
-      </w:r>
-      <w:proofErr w:type="spellStart"/>
-      <w:r>
-        <w:rPr>
-          <w:rFonts w:ascii="Calibri" w:hAnsi="Calibri" w:cs="Calibri"/>
-        </w:rPr>
-        <w:t>get_wait_time</w:t>
-      </w:r>
-      <w:proofErr w:type="spellEnd"/>
-      <w:r>
-        <w:rPr>
-          <w:rFonts w:ascii="Calibri" w:hAnsi="Calibri" w:cs="Calibri"/>
-        </w:rPr>
-        <w:t>():</w:t>
+        <w:t>def get_wait_time():</w:t>
       </w:r>
       <w:r>
         <w:rPr>
@@ -4294,21 +3252,7 @@
           <w:rFonts w:ascii="Calibri" w:hAnsi="Calibri" w:cs="Calibri"/>
         </w:rPr>
         <w:br/>
-        <w:t xml:space="preserve">        </w:t>
-      </w:r>
-      <w:proofErr w:type="spellStart"/>
-      <w:r>
-        <w:rPr>
-          <w:rFonts w:ascii="Calibri" w:hAnsi="Calibri" w:cs="Calibri"/>
-        </w:rPr>
-        <w:t>user_input</w:t>
-      </w:r>
-      <w:proofErr w:type="spellEnd"/>
-      <w:r>
-        <w:rPr>
-          <w:rFonts w:ascii="Calibri" w:hAnsi="Calibri" w:cs="Calibri"/>
-        </w:rPr>
-        <w:t xml:space="preserve"> = input('Enter number of hours to wait: ').strip()</w:t>
+        <w:t xml:space="preserve">        user_input = input('Enter number of hours to wait: ').strip()</w:t>
       </w:r>
       <w:r>
         <w:rPr>
@@ -4335,21 +3279,7 @@
           <w:rFonts w:ascii="Calibri" w:hAnsi="Calibri" w:cs="Calibri"/>
         </w:rPr>
         <w:br/>
-        <w:t xml:space="preserve">        if </w:t>
-      </w:r>
-      <w:proofErr w:type="spellStart"/>
-      <w:r>
-        <w:rPr>
-          <w:rFonts w:ascii="Calibri" w:hAnsi="Calibri" w:cs="Calibri"/>
-        </w:rPr>
-        <w:t>user_input</w:t>
-      </w:r>
-      <w:proofErr w:type="spellEnd"/>
-      <w:r>
-        <w:rPr>
-          <w:rFonts w:ascii="Calibri" w:hAnsi="Calibri" w:cs="Calibri"/>
-        </w:rPr>
-        <w:t xml:space="preserve"> == '':</w:t>
+        <w:t xml:space="preserve">        if user_input == '':</w:t>
       </w:r>
       <w:r>
         <w:rPr>
@@ -4390,56 +3320,14 @@
           <w:rFonts w:ascii="Calibri" w:hAnsi="Calibri" w:cs="Calibri"/>
         </w:rPr>
         <w:br/>
-        <w:t xml:space="preserve">            </w:t>
-      </w:r>
-      <w:proofErr w:type="spellStart"/>
-      <w:r>
-        <w:rPr>
-          <w:rFonts w:ascii="Calibri" w:hAnsi="Calibri" w:cs="Calibri"/>
-        </w:rPr>
-        <w:t>wait_hours</w:t>
-      </w:r>
-      <w:proofErr w:type="spellEnd"/>
-      <w:r>
-        <w:rPr>
-          <w:rFonts w:ascii="Calibri" w:hAnsi="Calibri" w:cs="Calibri"/>
-        </w:rPr>
-        <w:t xml:space="preserve"> = int(</w:t>
-      </w:r>
-      <w:proofErr w:type="spellStart"/>
-      <w:r>
-        <w:rPr>
-          <w:rFonts w:ascii="Calibri" w:hAnsi="Calibri" w:cs="Calibri"/>
-        </w:rPr>
-        <w:t>user_input</w:t>
-      </w:r>
-      <w:proofErr w:type="spellEnd"/>
-      <w:r>
-        <w:rPr>
-          <w:rFonts w:ascii="Calibri" w:hAnsi="Calibri" w:cs="Calibri"/>
-        </w:rPr>
-        <w:t>)</w:t>
-      </w:r>
-      <w:r>
-        <w:rPr>
-          <w:rFonts w:ascii="Calibri" w:hAnsi="Calibri" w:cs="Calibri"/>
-        </w:rPr>
-        <w:br/>
-        <w:t xml:space="preserve">        except </w:t>
-      </w:r>
-      <w:proofErr w:type="spellStart"/>
-      <w:r>
-        <w:rPr>
-          <w:rFonts w:ascii="Calibri" w:hAnsi="Calibri" w:cs="Calibri"/>
-        </w:rPr>
-        <w:t>ValueError</w:t>
-      </w:r>
-      <w:proofErr w:type="spellEnd"/>
-      <w:r>
-        <w:rPr>
-          <w:rFonts w:ascii="Calibri" w:hAnsi="Calibri" w:cs="Calibri"/>
-        </w:rPr>
-        <w:t>:</w:t>
+        <w:t xml:space="preserve">            wait_hours = int(user_input)</w:t>
+      </w:r>
+      <w:r>
+        <w:rPr>
+          <w:rFonts w:ascii="Calibri" w:hAnsi="Calibri" w:cs="Calibri"/>
+        </w:rPr>
+        <w:br/>
+        <w:t xml:space="preserve">        except ValueError:</w:t>
       </w:r>
       <w:r>
         <w:rPr>
@@ -4473,21 +3361,7 @@
           <w:rFonts w:ascii="Calibri" w:hAnsi="Calibri" w:cs="Calibri"/>
         </w:rPr>
         <w:br/>
-        <w:t xml:space="preserve">        if </w:t>
-      </w:r>
-      <w:proofErr w:type="spellStart"/>
-      <w:r>
-        <w:rPr>
-          <w:rFonts w:ascii="Calibri" w:hAnsi="Calibri" w:cs="Calibri"/>
-        </w:rPr>
-        <w:t>wait_hours</w:t>
-      </w:r>
-      <w:proofErr w:type="spellEnd"/>
-      <w:r>
-        <w:rPr>
-          <w:rFonts w:ascii="Calibri" w:hAnsi="Calibri" w:cs="Calibri"/>
-        </w:rPr>
-        <w:t xml:space="preserve"> &lt; 0:</w:t>
+        <w:t xml:space="preserve">        if wait_hours &lt; 0:</w:t>
       </w:r>
       <w:r>
         <w:rPr>
@@ -4514,16 +3388,8 @@
           <w:rFonts w:ascii="Calibri" w:hAnsi="Calibri" w:cs="Calibri"/>
         </w:rPr>
         <w:br/>
-        <w:t xml:space="preserve">        return </w:t>
-      </w:r>
-      <w:proofErr w:type="spellStart"/>
-      <w:r>
-        <w:rPr>
-          <w:rFonts w:ascii="Calibri" w:hAnsi="Calibri" w:cs="Calibri"/>
-        </w:rPr>
-        <w:t>wait_hours</w:t>
-      </w:r>
-      <w:proofErr w:type="spellEnd"/>
+        <w:t xml:space="preserve">        return wait_hours</w:t>
+      </w:r>
       <w:r>
         <w:rPr>
           <w:rFonts w:ascii="Calibri" w:hAnsi="Calibri" w:cs="Calibri"/>
@@ -4542,111 +3408,27 @@
           <w:rFonts w:ascii="Calibri" w:hAnsi="Calibri" w:cs="Calibri"/>
         </w:rPr>
         <w:br/>
-        <w:t xml:space="preserve">def </w:t>
-      </w:r>
-      <w:proofErr w:type="spellStart"/>
-      <w:r>
-        <w:rPr>
-          <w:rFonts w:ascii="Calibri" w:hAnsi="Calibri" w:cs="Calibri"/>
-        </w:rPr>
-        <w:t>calculate_alarm_time</w:t>
-      </w:r>
-      <w:proofErr w:type="spellEnd"/>
-      <w:r>
-        <w:rPr>
-          <w:rFonts w:ascii="Calibri" w:hAnsi="Calibri" w:cs="Calibri"/>
-        </w:rPr>
-        <w:t>(</w:t>
-      </w:r>
-      <w:proofErr w:type="spellStart"/>
-      <w:r>
-        <w:rPr>
-          <w:rFonts w:ascii="Calibri" w:hAnsi="Calibri" w:cs="Calibri"/>
-        </w:rPr>
-        <w:t>current_time</w:t>
-      </w:r>
-      <w:proofErr w:type="spellEnd"/>
-      <w:r>
-        <w:rPr>
-          <w:rFonts w:ascii="Calibri" w:hAnsi="Calibri" w:cs="Calibri"/>
-        </w:rPr>
-        <w:t xml:space="preserve">, </w:t>
-      </w:r>
-      <w:proofErr w:type="spellStart"/>
-      <w:r>
-        <w:rPr>
-          <w:rFonts w:ascii="Calibri" w:hAnsi="Calibri" w:cs="Calibri"/>
-        </w:rPr>
-        <w:t>wait_hours</w:t>
-      </w:r>
-      <w:proofErr w:type="spellEnd"/>
-      <w:r>
-        <w:rPr>
-          <w:rFonts w:ascii="Calibri" w:hAnsi="Calibri" w:cs="Calibri"/>
-        </w:rPr>
-        <w:t>):</w:t>
-      </w:r>
-      <w:r>
-        <w:rPr>
-          <w:rFonts w:ascii="Calibri" w:hAnsi="Calibri" w:cs="Calibri"/>
-        </w:rPr>
-        <w:br/>
-        <w:t xml:space="preserve">    return (</w:t>
-      </w:r>
-      <w:proofErr w:type="spellStart"/>
-      <w:r>
-        <w:rPr>
-          <w:rFonts w:ascii="Calibri" w:hAnsi="Calibri" w:cs="Calibri"/>
-        </w:rPr>
-        <w:t>current_time</w:t>
-      </w:r>
-      <w:proofErr w:type="spellEnd"/>
-      <w:r>
-        <w:rPr>
-          <w:rFonts w:ascii="Calibri" w:hAnsi="Calibri" w:cs="Calibri"/>
-        </w:rPr>
-        <w:t xml:space="preserve"> + </w:t>
-      </w:r>
-      <w:proofErr w:type="spellStart"/>
-      <w:r>
-        <w:rPr>
-          <w:rFonts w:ascii="Calibri" w:hAnsi="Calibri" w:cs="Calibri"/>
-        </w:rPr>
-        <w:t>wait_hours</w:t>
-      </w:r>
-      <w:proofErr w:type="spellEnd"/>
-      <w:r>
-        <w:rPr>
-          <w:rFonts w:ascii="Calibri" w:hAnsi="Calibri" w:cs="Calibri"/>
-        </w:rPr>
-        <w:t>) % 24</w:t>
-      </w:r>
-      <w:r>
-        <w:rPr>
-          <w:rFonts w:ascii="Calibri" w:hAnsi="Calibri" w:cs="Calibri"/>
-        </w:rPr>
-        <w:br/>
-      </w:r>
-      <w:r>
-        <w:rPr>
-          <w:rFonts w:ascii="Calibri" w:hAnsi="Calibri" w:cs="Calibri"/>
-        </w:rPr>
-        <w:br/>
-        <w:t xml:space="preserve"># Function to </w:t>
-      </w:r>
-      <w:proofErr w:type="spellStart"/>
-      <w:r>
-        <w:rPr>
-          <w:rFonts w:ascii="Calibri" w:hAnsi="Calibri" w:cs="Calibri"/>
-        </w:rPr>
-        <w:t>conver</w:t>
-      </w:r>
-      <w:proofErr w:type="spellEnd"/>
-      <w:r>
-        <w:rPr>
-          <w:rFonts w:ascii="Calibri" w:hAnsi="Calibri" w:cs="Calibri"/>
-        </w:rPr>
-        <w:t xml:space="preserve"> 24-hour to 12-hour format</w:t>
+        <w:t>def calculate_alarm_time(current_time, wait_hours):</w:t>
+      </w:r>
+      <w:r>
+        <w:rPr>
+          <w:rFonts w:ascii="Calibri" w:hAnsi="Calibri" w:cs="Calibri"/>
+        </w:rPr>
+        <w:br/>
+        <w:t xml:space="preserve">    return (current_time + wait_hours) % 24</w:t>
+      </w:r>
+      <w:r>
+        <w:rPr>
+          <w:rFonts w:ascii="Calibri" w:hAnsi="Calibri" w:cs="Calibri"/>
+        </w:rPr>
+        <w:br/>
+      </w:r>
+      <w:r>
+        <w:rPr>
+          <w:rFonts w:ascii="Calibri" w:hAnsi="Calibri" w:cs="Calibri"/>
+        </w:rPr>
+        <w:br/>
+        <w:t># Function to conver 24-hour to 12-hour format</w:t>
       </w:r>
       <w:r>
         <w:rPr>
@@ -4674,21 +3456,7 @@
           <w:rFonts w:ascii="Calibri" w:hAnsi="Calibri" w:cs="Calibri"/>
         </w:rPr>
         <w:br/>
-        <w:t xml:space="preserve">    </w:t>
-      </w:r>
-      <w:proofErr w:type="spellStart"/>
-      <w:r>
-        <w:rPr>
-          <w:rFonts w:ascii="Calibri" w:hAnsi="Calibri" w:cs="Calibri"/>
-        </w:rPr>
-        <w:t>elif</w:t>
-      </w:r>
-      <w:proofErr w:type="spellEnd"/>
-      <w:r>
-        <w:rPr>
-          <w:rFonts w:ascii="Calibri" w:hAnsi="Calibri" w:cs="Calibri"/>
-        </w:rPr>
-        <w:t xml:space="preserve"> 1 &lt;= hour &lt; 12:</w:t>
+        <w:t xml:space="preserve">    elif 1 &lt;= hour &lt; 12:</w:t>
       </w:r>
       <w:r>
         <w:rPr>
@@ -4702,21 +3470,7 @@
           <w:rFonts w:ascii="Calibri" w:hAnsi="Calibri" w:cs="Calibri"/>
         </w:rPr>
         <w:br/>
-        <w:t xml:space="preserve">    </w:t>
-      </w:r>
-      <w:proofErr w:type="spellStart"/>
-      <w:r>
-        <w:rPr>
-          <w:rFonts w:ascii="Calibri" w:hAnsi="Calibri" w:cs="Calibri"/>
-        </w:rPr>
-        <w:t>elif</w:t>
-      </w:r>
-      <w:proofErr w:type="spellEnd"/>
-      <w:r>
-        <w:rPr>
-          <w:rFonts w:ascii="Calibri" w:hAnsi="Calibri" w:cs="Calibri"/>
-        </w:rPr>
-        <w:t xml:space="preserve"> hour == 12:</w:t>
+        <w:t xml:space="preserve">    elif hour == 12:</w:t>
       </w:r>
       <w:r>
         <w:rPr>
@@ -4763,279 +3517,61 @@
           <w:rFonts w:ascii="Calibri" w:hAnsi="Calibri" w:cs="Calibri"/>
         </w:rPr>
         <w:br/>
-        <w:t xml:space="preserve">    </w:t>
-      </w:r>
-      <w:proofErr w:type="spellStart"/>
-      <w:r>
-        <w:rPr>
-          <w:rFonts w:ascii="Calibri" w:hAnsi="Calibri" w:cs="Calibri"/>
-        </w:rPr>
-        <w:t>current_time</w:t>
-      </w:r>
-      <w:proofErr w:type="spellEnd"/>
-      <w:r>
-        <w:rPr>
-          <w:rFonts w:ascii="Calibri" w:hAnsi="Calibri" w:cs="Calibri"/>
-        </w:rPr>
-        <w:t xml:space="preserve"> = </w:t>
-      </w:r>
-      <w:proofErr w:type="spellStart"/>
-      <w:r>
-        <w:rPr>
-          <w:rFonts w:ascii="Calibri" w:hAnsi="Calibri" w:cs="Calibri"/>
-        </w:rPr>
-        <w:t>get_current_time</w:t>
-      </w:r>
-      <w:proofErr w:type="spellEnd"/>
-      <w:r>
-        <w:rPr>
-          <w:rFonts w:ascii="Calibri" w:hAnsi="Calibri" w:cs="Calibri"/>
-        </w:rPr>
-        <w:t>()</w:t>
-      </w:r>
-      <w:r>
-        <w:rPr>
-          <w:rFonts w:ascii="Calibri" w:hAnsi="Calibri" w:cs="Calibri"/>
-        </w:rPr>
-        <w:br/>
-        <w:t xml:space="preserve">    </w:t>
-      </w:r>
-      <w:proofErr w:type="spellStart"/>
-      <w:r>
-        <w:rPr>
-          <w:rFonts w:ascii="Calibri" w:hAnsi="Calibri" w:cs="Calibri"/>
-        </w:rPr>
-        <w:t>wait_hours</w:t>
-      </w:r>
-      <w:proofErr w:type="spellEnd"/>
-      <w:r>
-        <w:rPr>
-          <w:rFonts w:ascii="Calibri" w:hAnsi="Calibri" w:cs="Calibri"/>
-        </w:rPr>
-        <w:t xml:space="preserve"> = </w:t>
-      </w:r>
-      <w:proofErr w:type="spellStart"/>
-      <w:r>
-        <w:rPr>
-          <w:rFonts w:ascii="Calibri" w:hAnsi="Calibri" w:cs="Calibri"/>
-        </w:rPr>
-        <w:t>get_wait_time</w:t>
-      </w:r>
-      <w:proofErr w:type="spellEnd"/>
-      <w:r>
-        <w:rPr>
-          <w:rFonts w:ascii="Calibri" w:hAnsi="Calibri" w:cs="Calibri"/>
-        </w:rPr>
-        <w:t>()</w:t>
-      </w:r>
-      <w:r>
-        <w:rPr>
-          <w:rFonts w:ascii="Calibri" w:hAnsi="Calibri" w:cs="Calibri"/>
-        </w:rPr>
-        <w:br/>
-      </w:r>
-      <w:r>
-        <w:rPr>
-          <w:rFonts w:ascii="Calibri" w:hAnsi="Calibri" w:cs="Calibri"/>
-        </w:rPr>
-        <w:br/>
-        <w:t xml:space="preserve">    </w:t>
-      </w:r>
-      <w:proofErr w:type="spellStart"/>
-      <w:r>
-        <w:rPr>
-          <w:rFonts w:ascii="Calibri" w:hAnsi="Calibri" w:cs="Calibri"/>
-        </w:rPr>
-        <w:t>alarm_time</w:t>
-      </w:r>
-      <w:proofErr w:type="spellEnd"/>
-      <w:r>
-        <w:rPr>
-          <w:rFonts w:ascii="Calibri" w:hAnsi="Calibri" w:cs="Calibri"/>
-        </w:rPr>
-        <w:t xml:space="preserve"> = </w:t>
-      </w:r>
-      <w:proofErr w:type="spellStart"/>
-      <w:r>
-        <w:rPr>
-          <w:rFonts w:ascii="Calibri" w:hAnsi="Calibri" w:cs="Calibri"/>
-        </w:rPr>
-        <w:t>calculate_alarm_time</w:t>
-      </w:r>
-      <w:proofErr w:type="spellEnd"/>
-      <w:r>
-        <w:rPr>
-          <w:rFonts w:ascii="Calibri" w:hAnsi="Calibri" w:cs="Calibri"/>
-        </w:rPr>
-        <w:t>(</w:t>
-      </w:r>
-      <w:proofErr w:type="spellStart"/>
-      <w:r>
-        <w:rPr>
-          <w:rFonts w:ascii="Calibri" w:hAnsi="Calibri" w:cs="Calibri"/>
-        </w:rPr>
-        <w:t>current_time</w:t>
-      </w:r>
-      <w:proofErr w:type="spellEnd"/>
-      <w:r>
-        <w:rPr>
-          <w:rFonts w:ascii="Calibri" w:hAnsi="Calibri" w:cs="Calibri"/>
-        </w:rPr>
-        <w:t xml:space="preserve">, </w:t>
-      </w:r>
-      <w:proofErr w:type="spellStart"/>
-      <w:r>
-        <w:rPr>
-          <w:rFonts w:ascii="Calibri" w:hAnsi="Calibri" w:cs="Calibri"/>
-        </w:rPr>
-        <w:t>wait_hours</w:t>
-      </w:r>
-      <w:proofErr w:type="spellEnd"/>
-      <w:r>
-        <w:rPr>
-          <w:rFonts w:ascii="Calibri" w:hAnsi="Calibri" w:cs="Calibri"/>
-        </w:rPr>
-        <w:t>)</w:t>
-      </w:r>
-      <w:r>
-        <w:rPr>
-          <w:rFonts w:ascii="Calibri" w:hAnsi="Calibri" w:cs="Calibri"/>
-        </w:rPr>
-        <w:br/>
-      </w:r>
-      <w:r>
-        <w:rPr>
-          <w:rFonts w:ascii="Calibri" w:hAnsi="Calibri" w:cs="Calibri"/>
-        </w:rPr>
-        <w:br/>
-        <w:t xml:space="preserve">    current_12_format, </w:t>
-      </w:r>
-      <w:proofErr w:type="spellStart"/>
-      <w:r>
-        <w:rPr>
-          <w:rFonts w:ascii="Calibri" w:hAnsi="Calibri" w:cs="Calibri"/>
-        </w:rPr>
-        <w:t>current_period</w:t>
-      </w:r>
-      <w:proofErr w:type="spellEnd"/>
-      <w:r>
-        <w:rPr>
-          <w:rFonts w:ascii="Calibri" w:hAnsi="Calibri" w:cs="Calibri"/>
-        </w:rPr>
-        <w:t xml:space="preserve"> = convert_to_12_hour_format(</w:t>
-      </w:r>
-      <w:proofErr w:type="spellStart"/>
-      <w:r>
-        <w:rPr>
-          <w:rFonts w:ascii="Calibri" w:hAnsi="Calibri" w:cs="Calibri"/>
-        </w:rPr>
-        <w:t>current_time</w:t>
-      </w:r>
-      <w:proofErr w:type="spellEnd"/>
-      <w:r>
-        <w:rPr>
-          <w:rFonts w:ascii="Calibri" w:hAnsi="Calibri" w:cs="Calibri"/>
-        </w:rPr>
-        <w:t>)</w:t>
-      </w:r>
-      <w:r>
-        <w:rPr>
-          <w:rFonts w:ascii="Calibri" w:hAnsi="Calibri" w:cs="Calibri"/>
-        </w:rPr>
-        <w:br/>
-        <w:t xml:space="preserve">    alarm_12_format, </w:t>
-      </w:r>
-      <w:proofErr w:type="spellStart"/>
-      <w:r>
-        <w:rPr>
-          <w:rFonts w:ascii="Calibri" w:hAnsi="Calibri" w:cs="Calibri"/>
-        </w:rPr>
-        <w:t>alarm_period</w:t>
-      </w:r>
-      <w:proofErr w:type="spellEnd"/>
-      <w:r>
-        <w:rPr>
-          <w:rFonts w:ascii="Calibri" w:hAnsi="Calibri" w:cs="Calibri"/>
-        </w:rPr>
-        <w:t xml:space="preserve"> = convert_to_12_hour_format(</w:t>
-      </w:r>
-      <w:proofErr w:type="spellStart"/>
-      <w:r>
-        <w:rPr>
-          <w:rFonts w:ascii="Calibri" w:hAnsi="Calibri" w:cs="Calibri"/>
-        </w:rPr>
-        <w:t>alarm_time</w:t>
-      </w:r>
-      <w:proofErr w:type="spellEnd"/>
-      <w:r>
-        <w:rPr>
-          <w:rFonts w:ascii="Calibri" w:hAnsi="Calibri" w:cs="Calibri"/>
-        </w:rPr>
-        <w:t>)</w:t>
-      </w:r>
-      <w:r>
-        <w:rPr>
-          <w:rFonts w:ascii="Calibri" w:hAnsi="Calibri" w:cs="Calibri"/>
-        </w:rPr>
-        <w:br/>
-      </w:r>
-      <w:r>
-        <w:rPr>
-          <w:rFonts w:ascii="Calibri" w:hAnsi="Calibri" w:cs="Calibri"/>
-        </w:rPr>
-        <w:br/>
-        <w:t xml:space="preserve">    </w:t>
-      </w:r>
-      <w:proofErr w:type="spellStart"/>
-      <w:r>
-        <w:rPr>
-          <w:rFonts w:ascii="Calibri" w:hAnsi="Calibri" w:cs="Calibri"/>
-        </w:rPr>
-        <w:t>hour_label</w:t>
-      </w:r>
-      <w:proofErr w:type="spellEnd"/>
-      <w:r>
-        <w:rPr>
-          <w:rFonts w:ascii="Calibri" w:hAnsi="Calibri" w:cs="Calibri"/>
-        </w:rPr>
-        <w:t xml:space="preserve"> = '</w:t>
-      </w:r>
-      <w:proofErr w:type="spellStart"/>
-      <w:r>
-        <w:rPr>
-          <w:rFonts w:ascii="Calibri" w:hAnsi="Calibri" w:cs="Calibri"/>
-        </w:rPr>
-        <w:t>hr</w:t>
-      </w:r>
-      <w:proofErr w:type="spellEnd"/>
-      <w:r>
-        <w:rPr>
-          <w:rFonts w:ascii="Calibri" w:hAnsi="Calibri" w:cs="Calibri"/>
-        </w:rPr>
-        <w:t xml:space="preserve">' if </w:t>
-      </w:r>
-      <w:proofErr w:type="spellStart"/>
-      <w:r>
-        <w:rPr>
-          <w:rFonts w:ascii="Calibri" w:hAnsi="Calibri" w:cs="Calibri"/>
-        </w:rPr>
-        <w:t>wait_hours</w:t>
-      </w:r>
-      <w:proofErr w:type="spellEnd"/>
-      <w:r>
-        <w:rPr>
-          <w:rFonts w:ascii="Calibri" w:hAnsi="Calibri" w:cs="Calibri"/>
-        </w:rPr>
-        <w:t xml:space="preserve"> == 1 else '</w:t>
-      </w:r>
-      <w:proofErr w:type="spellStart"/>
-      <w:r>
-        <w:rPr>
-          <w:rFonts w:ascii="Calibri" w:hAnsi="Calibri" w:cs="Calibri"/>
-        </w:rPr>
-        <w:t>hrs'</w:t>
-      </w:r>
-      <w:proofErr w:type="spellEnd"/>
+        <w:t xml:space="preserve">    current_time = get_current_time()</w:t>
+      </w:r>
+      <w:r>
+        <w:rPr>
+          <w:rFonts w:ascii="Calibri" w:hAnsi="Calibri" w:cs="Calibri"/>
+        </w:rPr>
+        <w:br/>
+        <w:t xml:space="preserve">    wait_hours = get_wait_time()</w:t>
+      </w:r>
+      <w:r>
+        <w:rPr>
+          <w:rFonts w:ascii="Calibri" w:hAnsi="Calibri" w:cs="Calibri"/>
+        </w:rPr>
+        <w:br/>
+      </w:r>
+      <w:r>
+        <w:rPr>
+          <w:rFonts w:ascii="Calibri" w:hAnsi="Calibri" w:cs="Calibri"/>
+        </w:rPr>
+        <w:br/>
+        <w:t xml:space="preserve">    alarm_time = calculate_alarm_time(current_time, wait_hours)</w:t>
+      </w:r>
+      <w:r>
+        <w:rPr>
+          <w:rFonts w:ascii="Calibri" w:hAnsi="Calibri" w:cs="Calibri"/>
+        </w:rPr>
+        <w:br/>
+      </w:r>
+      <w:r>
+        <w:rPr>
+          <w:rFonts w:ascii="Calibri" w:hAnsi="Calibri" w:cs="Calibri"/>
+        </w:rPr>
+        <w:br/>
+        <w:t xml:space="preserve">    current_12_format, current_period = convert_to_12_hour_format(current_time)</w:t>
+      </w:r>
+      <w:r>
+        <w:rPr>
+          <w:rFonts w:ascii="Calibri" w:hAnsi="Calibri" w:cs="Calibri"/>
+        </w:rPr>
+        <w:br/>
+        <w:t xml:space="preserve">    alarm_12_format, alarm_period = convert_to_12_hour_format(alarm_time)</w:t>
+      </w:r>
+      <w:r>
+        <w:rPr>
+          <w:rFonts w:ascii="Calibri" w:hAnsi="Calibri" w:cs="Calibri"/>
+        </w:rPr>
+        <w:br/>
+      </w:r>
+      <w:r>
+        <w:rPr>
+          <w:rFonts w:ascii="Calibri" w:hAnsi="Calibri" w:cs="Calibri"/>
+        </w:rPr>
+        <w:br/>
+        <w:t xml:space="preserve">    hour_label = 'hr' if wait_hours == 1 else 'hrs'</w:t>
+      </w:r>
       <w:r>
         <w:rPr>
           <w:rFonts w:ascii="Calibri" w:hAnsi="Calibri" w:cs="Calibri"/>
@@ -5054,161 +3590,35 @@
           <w:rFonts w:ascii="Calibri" w:hAnsi="Calibri" w:cs="Calibri"/>
         </w:rPr>
         <w:br/>
-        <w:t xml:space="preserve">    print(</w:t>
-      </w:r>
-      <w:proofErr w:type="spellStart"/>
-      <w:r>
-        <w:rPr>
-          <w:rFonts w:ascii="Calibri" w:hAnsi="Calibri" w:cs="Calibri"/>
-        </w:rPr>
-        <w:t>f'Current</w:t>
-      </w:r>
-      <w:proofErr w:type="spellEnd"/>
-      <w:r>
-        <w:rPr>
-          <w:rFonts w:ascii="Calibri" w:hAnsi="Calibri" w:cs="Calibri"/>
-        </w:rPr>
-        <w:t xml:space="preserve"> Time (24-hour)   : {current_time:02d}:00\n')</w:t>
-      </w:r>
-      <w:r>
-        <w:rPr>
-          <w:rFonts w:ascii="Calibri" w:hAnsi="Calibri" w:cs="Calibri"/>
-        </w:rPr>
-        <w:br/>
-        <w:t xml:space="preserve">    print(</w:t>
-      </w:r>
-      <w:proofErr w:type="spellStart"/>
-      <w:r>
-        <w:rPr>
-          <w:rFonts w:ascii="Calibri" w:hAnsi="Calibri" w:cs="Calibri"/>
-        </w:rPr>
-        <w:t>f'Current</w:t>
-      </w:r>
-      <w:proofErr w:type="spellEnd"/>
-      <w:r>
-        <w:rPr>
-          <w:rFonts w:ascii="Calibri" w:hAnsi="Calibri" w:cs="Calibri"/>
-        </w:rPr>
-        <w:t xml:space="preserve"> Time (12-hour)   : {current_12_format:02d}:00 {</w:t>
-      </w:r>
-      <w:proofErr w:type="spellStart"/>
-      <w:r>
-        <w:rPr>
-          <w:rFonts w:ascii="Calibri" w:hAnsi="Calibri" w:cs="Calibri"/>
-        </w:rPr>
-        <w:t>current_period</w:t>
-      </w:r>
-      <w:proofErr w:type="spellEnd"/>
-      <w:r>
-        <w:rPr>
-          <w:rFonts w:ascii="Calibri" w:hAnsi="Calibri" w:cs="Calibri"/>
-        </w:rPr>
-        <w:t>}\n')</w:t>
-      </w:r>
-      <w:r>
-        <w:rPr>
-          <w:rFonts w:ascii="Calibri" w:hAnsi="Calibri" w:cs="Calibri"/>
-        </w:rPr>
-        <w:br/>
-        <w:t xml:space="preserve">    print(</w:t>
-      </w:r>
-      <w:proofErr w:type="spellStart"/>
-      <w:r>
-        <w:rPr>
-          <w:rFonts w:ascii="Calibri" w:hAnsi="Calibri" w:cs="Calibri"/>
-        </w:rPr>
-        <w:t>f'Wait</w:t>
-      </w:r>
-      <w:proofErr w:type="spellEnd"/>
-      <w:r>
-        <w:rPr>
-          <w:rFonts w:ascii="Calibri" w:hAnsi="Calibri" w:cs="Calibri"/>
-        </w:rPr>
-        <w:t xml:space="preserve"> Time (in hours)     : {</w:t>
-      </w:r>
-      <w:proofErr w:type="spellStart"/>
-      <w:r>
-        <w:rPr>
-          <w:rFonts w:ascii="Calibri" w:hAnsi="Calibri" w:cs="Calibri"/>
-        </w:rPr>
-        <w:t>wait_hours</w:t>
-      </w:r>
-      <w:proofErr w:type="spellEnd"/>
-      <w:r>
-        <w:rPr>
-          <w:rFonts w:ascii="Calibri" w:hAnsi="Calibri" w:cs="Calibri"/>
-        </w:rPr>
-        <w:t>} {</w:t>
-      </w:r>
-      <w:proofErr w:type="spellStart"/>
-      <w:r>
-        <w:rPr>
-          <w:rFonts w:ascii="Calibri" w:hAnsi="Calibri" w:cs="Calibri"/>
-        </w:rPr>
-        <w:t>hour_label</w:t>
-      </w:r>
-      <w:proofErr w:type="spellEnd"/>
-      <w:r>
-        <w:rPr>
-          <w:rFonts w:ascii="Calibri" w:hAnsi="Calibri" w:cs="Calibri"/>
-        </w:rPr>
-        <w:t>}\n')</w:t>
-      </w:r>
-      <w:r>
-        <w:rPr>
-          <w:rFonts w:ascii="Calibri" w:hAnsi="Calibri" w:cs="Calibri"/>
-        </w:rPr>
-        <w:br/>
-        <w:t xml:space="preserve">    print(</w:t>
-      </w:r>
-      <w:proofErr w:type="spellStart"/>
-      <w:r>
-        <w:rPr>
-          <w:rFonts w:ascii="Calibri" w:hAnsi="Calibri" w:cs="Calibri"/>
-        </w:rPr>
-        <w:t>f'Alarm</w:t>
-      </w:r>
-      <w:proofErr w:type="spellEnd"/>
-      <w:r>
-        <w:rPr>
-          <w:rFonts w:ascii="Calibri" w:hAnsi="Calibri" w:cs="Calibri"/>
-        </w:rPr>
-        <w:t xml:space="preserve"> Time (24-hour)     : {alarm_time:02d}:00\n')</w:t>
-      </w:r>
-      <w:r>
-        <w:rPr>
-          <w:rFonts w:ascii="Calibri" w:hAnsi="Calibri" w:cs="Calibri"/>
-        </w:rPr>
-        <w:br/>
-        <w:t xml:space="preserve">    print(</w:t>
-      </w:r>
-      <w:proofErr w:type="spellStart"/>
-      <w:r>
-        <w:rPr>
-          <w:rFonts w:ascii="Calibri" w:hAnsi="Calibri" w:cs="Calibri"/>
-        </w:rPr>
-        <w:t>f'Alarm</w:t>
-      </w:r>
-      <w:proofErr w:type="spellEnd"/>
-      <w:r>
-        <w:rPr>
-          <w:rFonts w:ascii="Calibri" w:hAnsi="Calibri" w:cs="Calibri"/>
-        </w:rPr>
-        <w:t xml:space="preserve"> Time (12-hour)     : {alarm_12_format:02d}:00 {</w:t>
-      </w:r>
-      <w:proofErr w:type="spellStart"/>
-      <w:r>
-        <w:rPr>
-          <w:rFonts w:ascii="Calibri" w:hAnsi="Calibri" w:cs="Calibri"/>
-        </w:rPr>
-        <w:t>alarm_period</w:t>
-      </w:r>
-      <w:proofErr w:type="spellEnd"/>
-      <w:r>
-        <w:rPr>
-          <w:rFonts w:ascii="Calibri" w:hAnsi="Calibri" w:cs="Calibri"/>
-        </w:rPr>
-        <w:t>}\n')</w:t>
+        <w:t xml:space="preserve">    print(f'Current Time (24-hour)   : {current_time:02d}:00\n')</w:t>
+      </w:r>
+      <w:r>
+        <w:rPr>
+          <w:rFonts w:ascii="Calibri" w:hAnsi="Calibri" w:cs="Calibri"/>
+        </w:rPr>
+        <w:br/>
+        <w:t xml:space="preserve">    print(f'Current Time (12-hour)   : {current_12_format:02d}:00 {current_period}\n')</w:t>
+      </w:r>
+      <w:r>
+        <w:rPr>
+          <w:rFonts w:ascii="Calibri" w:hAnsi="Calibri" w:cs="Calibri"/>
+        </w:rPr>
+        <w:br/>
+        <w:t xml:space="preserve">    print(f'Wait Time (in hours)     : {wait_hours} {hour_label}\n')</w:t>
+      </w:r>
+      <w:r>
+        <w:rPr>
+          <w:rFonts w:ascii="Calibri" w:hAnsi="Calibri" w:cs="Calibri"/>
+        </w:rPr>
+        <w:br/>
+        <w:t xml:space="preserve">    print(f'Alarm Time (24-hour)     : {alarm_time:02d}:00\n')</w:t>
+      </w:r>
+      <w:r>
+        <w:rPr>
+          <w:rFonts w:ascii="Calibri" w:hAnsi="Calibri" w:cs="Calibri"/>
+        </w:rPr>
+        <w:br/>
+        <w:t xml:space="preserve">    print(f'Alarm Time (12-hour)     : {alarm_12_format:02d}:00 {alarm_period}\n')</w:t>
       </w:r>
       <w:r>
         <w:rPr>
@@ -6651,14 +5061,11 @@
     </w:p>
     <w:p>
       <w:r>
-        <w:rPr>
-          <w:noProof/>
-        </w:rPr>
         <w:drawing>
-          <wp:inline distT="0" distB="0" distL="0" distR="0" wp14:anchorId="41565825" wp14:editId="7089AA5B">
-            <wp:extent cx="5943600" cy="3176270"/>
-            <wp:effectExtent l="0" t="0" r="0" b="5080"/>
-            <wp:docPr id="59320838" name="Picture 1"/>
+          <wp:inline distT="0" distB="0" distL="0" distR="0" wp14:anchorId="5B2F2A91" wp14:editId="117F3A65">
+            <wp:extent cx="5943600" cy="3347085"/>
+            <wp:effectExtent l="0" t="0" r="0" b="5715"/>
+            <wp:docPr id="1538237078" name="Picture 1"/>
             <wp:cNvGraphicFramePr>
               <a:graphicFrameLocks xmlns:a="http://schemas.openxmlformats.org/drawingml/2006/main" noChangeAspect="1"/>
             </wp:cNvGraphicFramePr>
@@ -6666,7 +5073,7 @@
               <a:graphicData uri="http://schemas.openxmlformats.org/drawingml/2006/picture">
                 <pic:pic xmlns:pic="http://schemas.openxmlformats.org/drawingml/2006/picture">
                   <pic:nvPicPr>
-                    <pic:cNvPr id="59320838" name=""/>
+                    <pic:cNvPr id="1538237078" name=""/>
                     <pic:cNvPicPr/>
                   </pic:nvPicPr>
                   <pic:blipFill>
@@ -6678,7 +5085,7 @@
                   <pic:spPr>
                     <a:xfrm>
                       <a:off x="0" y="0"/>
-                      <a:ext cx="5943600" cy="3176270"/>
+                      <a:ext cx="5943600" cy="3347085"/>
                     </a:xfrm>
                     <a:prstGeom prst="rect">
                       <a:avLst/>
@@ -6708,64 +5115,13 @@
         <w:t>Main Project Folder Structure in Local</w:t>
       </w:r>
     </w:p>
-    <w:p/>
-    <w:p/>
-    <w:p/>
-    <w:p>
-      <w:pPr>
-        <w:rPr>
-          <w:b/>
-          <w:bCs/>
-        </w:rPr>
-      </w:pPr>
-      <w:r>
-        <w:rPr>
-          <w:b/>
-          <w:bCs/>
-        </w:rPr>
-        <w:t xml:space="preserve">Initialize Git </w:t>
-      </w:r>
-      <w:r>
-        <w:rPr>
-          <w:b/>
-          <w:bCs/>
-        </w:rPr>
-        <w:t xml:space="preserve">using “git </w:t>
-      </w:r>
-      <w:proofErr w:type="spellStart"/>
-      <w:r>
-        <w:rPr>
-          <w:b/>
-          <w:bCs/>
-        </w:rPr>
-        <w:t>init</w:t>
-      </w:r>
-      <w:proofErr w:type="spellEnd"/>
-      <w:r>
-        <w:rPr>
-          <w:b/>
-          <w:bCs/>
-        </w:rPr>
-        <w:t>”</w:t>
-      </w:r>
-      <w:r>
-        <w:rPr>
-          <w:b/>
-          <w:bCs/>
-        </w:rPr>
-        <w:br/>
-      </w:r>
-      <w:r>
-        <w:rPr>
-          <w:b/>
-          <w:bCs/>
-          <w:noProof/>
-        </w:rPr>
+    <w:p>
+      <w:r>
         <w:drawing>
-          <wp:inline distT="0" distB="0" distL="0" distR="0" wp14:anchorId="24E336E1" wp14:editId="2C2E1E73">
-            <wp:extent cx="5943600" cy="657225"/>
-            <wp:effectExtent l="0" t="0" r="0" b="9525"/>
-            <wp:docPr id="1610082282" name="Picture 1"/>
+          <wp:inline distT="0" distB="0" distL="0" distR="0" wp14:anchorId="0D19D969" wp14:editId="56C037CE">
+            <wp:extent cx="5943600" cy="1292225"/>
+            <wp:effectExtent l="0" t="0" r="0" b="3175"/>
+            <wp:docPr id="49324410" name="Picture 1"/>
             <wp:cNvGraphicFramePr>
               <a:graphicFrameLocks xmlns:a="http://schemas.openxmlformats.org/drawingml/2006/main" noChangeAspect="1"/>
             </wp:cNvGraphicFramePr>
@@ -6773,7 +5129,7 @@
               <a:graphicData uri="http://schemas.openxmlformats.org/drawingml/2006/picture">
                 <pic:pic xmlns:pic="http://schemas.openxmlformats.org/drawingml/2006/picture">
                   <pic:nvPicPr>
-                    <pic:cNvPr id="1610082282" name=""/>
+                    <pic:cNvPr id="49324410" name=""/>
                     <pic:cNvPicPr/>
                   </pic:nvPicPr>
                   <pic:blipFill>
@@ -6785,7 +5141,7 @@
                   <pic:spPr>
                     <a:xfrm>
                       <a:off x="0" y="0"/>
-                      <a:ext cx="5943600" cy="657225"/>
+                      <a:ext cx="5943600" cy="1292225"/>
                     </a:xfrm>
                     <a:prstGeom prst="rect">
                       <a:avLst/>
@@ -6798,48 +5154,63 @@
         </w:drawing>
       </w:r>
     </w:p>
-    <w:p>
-      <w:pPr>
-        <w:rPr>
-          <w:b/>
-          <w:bCs/>
-        </w:rPr>
-      </w:pPr>
-    </w:p>
-    <w:p>
-      <w:pPr>
-        <w:rPr>
-          <w:b/>
-          <w:bCs/>
-        </w:rPr>
-      </w:pPr>
-      <w:r>
-        <w:rPr>
-          <w:b/>
-          <w:bCs/>
-        </w:rPr>
-        <w:t>Add Files using “git add .”</w:t>
-      </w:r>
-    </w:p>
-    <w:p>
-      <w:pPr>
-        <w:rPr>
-          <w:b/>
-          <w:bCs/>
-        </w:rPr>
-      </w:pPr>
-      <w:r>
-        <w:rPr>
-          <w:b/>
-          <w:bCs/>
-          <w:noProof/>
+    <w:p/>
+    <w:p/>
+    <w:p/>
+    <w:p/>
+    <w:p>
+      <w:pPr>
+        <w:rPr>
+          <w:b/>
+          <w:bCs/>
+        </w:rPr>
+      </w:pPr>
+      <w:r>
+        <w:rPr>
+          <w:b/>
+          <w:bCs/>
         </w:rPr>
         <w:lastRenderedPageBreak/>
+        <w:t xml:space="preserve">Initialize Git </w:t>
+      </w:r>
+      <w:r>
+        <w:rPr>
+          <w:b/>
+          <w:bCs/>
+        </w:rPr>
+        <w:t xml:space="preserve">using “git </w:t>
+      </w:r>
+      <w:r>
+        <w:rPr>
+          <w:b/>
+          <w:bCs/>
+        </w:rPr>
+        <w:t>status</w:t>
+      </w:r>
+      <w:r>
+        <w:rPr>
+          <w:b/>
+          <w:bCs/>
+        </w:rPr>
+        <w:t>”</w:t>
+      </w:r>
+      <w:r>
+        <w:rPr>
+          <w:b/>
+          <w:bCs/>
+        </w:rPr>
+        <w:br/>
+      </w:r>
+      <w:r>
+        <w:rPr>
+          <w:b/>
+          <w:bCs/>
+        </w:rPr>
         <w:drawing>
-          <wp:inline distT="0" distB="0" distL="0" distR="0" wp14:anchorId="7071AAA5" wp14:editId="5A4BA5DD">
-            <wp:extent cx="5943600" cy="703580"/>
-            <wp:effectExtent l="0" t="0" r="0" b="1270"/>
-            <wp:docPr id="423022427" name="Picture 1"/>
+          <wp:inline distT="0" distB="0" distL="0" distR="0" wp14:anchorId="12847E3F" wp14:editId="1A19FCEA">
+            <wp:extent cx="5943600" cy="1450340"/>
+            <wp:effectExtent l="0" t="0" r="0" b="0"/>
+            <wp:docPr id="1758232846" name="Picture 1"/>
             <wp:cNvGraphicFramePr>
               <a:graphicFrameLocks xmlns:a="http://schemas.openxmlformats.org/drawingml/2006/main" noChangeAspect="1"/>
             </wp:cNvGraphicFramePr>
@@ -6847,7 +5218,7 @@
               <a:graphicData uri="http://schemas.openxmlformats.org/drawingml/2006/picture">
                 <pic:pic xmlns:pic="http://schemas.openxmlformats.org/drawingml/2006/picture">
                   <pic:nvPicPr>
-                    <pic:cNvPr id="423022427" name=""/>
+                    <pic:cNvPr id="1758232846" name=""/>
                     <pic:cNvPicPr/>
                   </pic:nvPicPr>
                   <pic:blipFill>
@@ -6859,7 +5230,7 @@
                   <pic:spPr>
                     <a:xfrm>
                       <a:off x="0" y="0"/>
-                      <a:ext cx="5943600" cy="703580"/>
+                      <a:ext cx="5943600" cy="1450340"/>
                     </a:xfrm>
                     <a:prstGeom prst="rect">
                       <a:avLst/>
@@ -6892,19 +5263,26 @@
           <w:b/>
           <w:bCs/>
         </w:rPr>
-        <w:t>Commit Files using “git commit -m “Added assignment for part1 and part2””</w:t>
-      </w:r>
-    </w:p>
-    <w:p>
-      <w:r>
-        <w:rPr>
-          <w:noProof/>
+        <w:t>Ignore .idea folder</w:t>
+      </w:r>
+    </w:p>
+    <w:p>
+      <w:pPr>
+        <w:rPr>
+          <w:b/>
+          <w:bCs/>
+        </w:rPr>
+      </w:pPr>
+      <w:r>
+        <w:rPr>
+          <w:b/>
+          <w:bCs/>
         </w:rPr>
         <w:drawing>
-          <wp:inline distT="0" distB="0" distL="0" distR="0" wp14:anchorId="60B1FC20" wp14:editId="20223990">
-            <wp:extent cx="5943600" cy="1397635"/>
+          <wp:inline distT="0" distB="0" distL="0" distR="0" wp14:anchorId="5C4B55C3" wp14:editId="0A856C74">
+            <wp:extent cx="5943600" cy="1643380"/>
             <wp:effectExtent l="0" t="0" r="0" b="0"/>
-            <wp:docPr id="1746279039" name="Picture 1"/>
+            <wp:docPr id="815084175" name="Picture 1"/>
             <wp:cNvGraphicFramePr>
               <a:graphicFrameLocks xmlns:a="http://schemas.openxmlformats.org/drawingml/2006/main" noChangeAspect="1"/>
             </wp:cNvGraphicFramePr>
@@ -6912,7 +5290,7 @@
               <a:graphicData uri="http://schemas.openxmlformats.org/drawingml/2006/picture">
                 <pic:pic xmlns:pic="http://schemas.openxmlformats.org/drawingml/2006/picture">
                   <pic:nvPicPr>
-                    <pic:cNvPr id="1746279039" name=""/>
+                    <pic:cNvPr id="815084175" name=""/>
                     <pic:cNvPicPr/>
                   </pic:nvPicPr>
                   <pic:blipFill>
@@ -6924,7 +5302,7 @@
                   <pic:spPr>
                     <a:xfrm>
                       <a:off x="0" y="0"/>
-                      <a:ext cx="5943600" cy="1397635"/>
+                      <a:ext cx="5943600" cy="1643380"/>
                     </a:xfrm>
                     <a:prstGeom prst="rect">
                       <a:avLst/>
@@ -6937,63 +5315,31 @@
         </w:drawing>
       </w:r>
     </w:p>
-    <w:p/>
-    <w:p/>
-    <w:p>
-      <w:pPr>
-        <w:rPr>
-          <w:b/>
-          <w:bCs/>
-        </w:rPr>
-      </w:pPr>
-      <w:r>
-        <w:rPr>
-          <w:b/>
-          <w:bCs/>
-        </w:rPr>
-        <w:t>Connecting to Git-Hub</w:t>
-      </w:r>
-      <w:r>
-        <w:rPr>
-          <w:b/>
-          <w:bCs/>
-        </w:rPr>
-        <w:t xml:space="preserve"> using the repository link created in browser “git remote add origin </w:t>
-      </w:r>
-      <w:r>
-        <w:rPr>
-          <w:b/>
-          <w:bCs/>
-        </w:rPr>
-        <w:t>https://github.com/shadab05shah/CSC500---Principles-of-</w:t>
-      </w:r>
-      <w:proofErr w:type="spellStart"/>
-      <w:r>
-        <w:rPr>
-          <w:b/>
-          <w:bCs/>
-        </w:rPr>
-        <w:t>Programming.git</w:t>
-      </w:r>
-      <w:proofErr w:type="spellEnd"/>
-      <w:r>
-        <w:rPr>
-          <w:b/>
-          <w:bCs/>
-        </w:rPr>
-        <w:t>”</w:t>
-      </w:r>
-    </w:p>
-    <w:p>
-      <w:r>
-        <w:rPr>
-          <w:noProof/>
+    <w:p>
+      <w:pPr>
+        <w:rPr>
+          <w:b/>
+          <w:bCs/>
+        </w:rPr>
+      </w:pPr>
+    </w:p>
+    <w:p>
+      <w:pPr>
+        <w:rPr>
+          <w:b/>
+          <w:bCs/>
+        </w:rPr>
+      </w:pPr>
+      <w:r>
+        <w:rPr>
+          <w:b/>
+          <w:bCs/>
         </w:rPr>
         <w:drawing>
-          <wp:inline distT="0" distB="0" distL="0" distR="0" wp14:anchorId="300823B6" wp14:editId="032F7110">
-            <wp:extent cx="5943600" cy="1539875"/>
-            <wp:effectExtent l="0" t="0" r="0" b="3175"/>
-            <wp:docPr id="2053826770" name="Picture 1"/>
+          <wp:inline distT="0" distB="0" distL="0" distR="0" wp14:anchorId="6E3C70A4" wp14:editId="725EA4F7">
+            <wp:extent cx="5943600" cy="1738630"/>
+            <wp:effectExtent l="0" t="0" r="0" b="0"/>
+            <wp:docPr id="1973573538" name="Picture 1"/>
             <wp:cNvGraphicFramePr>
               <a:graphicFrameLocks xmlns:a="http://schemas.openxmlformats.org/drawingml/2006/main" noChangeAspect="1"/>
             </wp:cNvGraphicFramePr>
@@ -7001,7 +5347,7 @@
               <a:graphicData uri="http://schemas.openxmlformats.org/drawingml/2006/picture">
                 <pic:pic xmlns:pic="http://schemas.openxmlformats.org/drawingml/2006/picture">
                   <pic:nvPicPr>
-                    <pic:cNvPr id="2053826770" name=""/>
+                    <pic:cNvPr id="1973573538" name=""/>
                     <pic:cNvPicPr/>
                   </pic:nvPicPr>
                   <pic:blipFill>
@@ -7013,7 +5359,7 @@
                   <pic:spPr>
                     <a:xfrm>
                       <a:off x="0" y="0"/>
-                      <a:ext cx="5943600" cy="1539875"/>
+                      <a:ext cx="5943600" cy="1738630"/>
                     </a:xfrm>
                     <a:prstGeom prst="rect">
                       <a:avLst/>
@@ -7026,80 +5372,87 @@
         </w:drawing>
       </w:r>
     </w:p>
-    <w:p/>
-    <w:p/>
-    <w:p>
-      <w:pPr>
-        <w:rPr>
-          <w:b/>
-          <w:bCs/>
-        </w:rPr>
-      </w:pPr>
-      <w:r>
-        <w:rPr>
-          <w:b/>
-          <w:bCs/>
-        </w:rPr>
-        <w:t xml:space="preserve">Pushing Changes to </w:t>
-      </w:r>
-      <w:proofErr w:type="spellStart"/>
-      <w:r>
-        <w:rPr>
-          <w:b/>
-          <w:bCs/>
-        </w:rPr>
-        <w:t>Github</w:t>
-      </w:r>
-      <w:proofErr w:type="spellEnd"/>
-      <w:r>
-        <w:rPr>
-          <w:b/>
-          <w:bCs/>
-        </w:rPr>
-        <w:t xml:space="preserve"> using </w:t>
-      </w:r>
-    </w:p>
-    <w:p>
-      <w:pPr>
-        <w:rPr>
-          <w:b/>
-          <w:bCs/>
-        </w:rPr>
-      </w:pPr>
-      <w:r>
-        <w:rPr>
-          <w:b/>
-          <w:bCs/>
-        </w:rPr>
-        <w:t>Git branch -M main</w:t>
-      </w:r>
-    </w:p>
-    <w:p>
-      <w:pPr>
-        <w:rPr>
-          <w:b/>
-          <w:bCs/>
-        </w:rPr>
-      </w:pPr>
-      <w:r>
-        <w:rPr>
-          <w:b/>
-          <w:bCs/>
-        </w:rPr>
-        <w:t>Git push -u origin main</w:t>
-      </w:r>
-    </w:p>
-    <w:p>
-      <w:r>
-        <w:rPr>
-          <w:noProof/>
+    <w:p>
+      <w:pPr>
+        <w:rPr>
+          <w:b/>
+          <w:bCs/>
+        </w:rPr>
+      </w:pPr>
+    </w:p>
+    <w:p>
+      <w:pPr>
+        <w:rPr>
+          <w:b/>
+          <w:bCs/>
+        </w:rPr>
+      </w:pPr>
+    </w:p>
+    <w:p>
+      <w:pPr>
+        <w:rPr>
+          <w:b/>
+          <w:bCs/>
+        </w:rPr>
+      </w:pPr>
+    </w:p>
+    <w:p>
+      <w:pPr>
+        <w:rPr>
+          <w:b/>
+          <w:bCs/>
+        </w:rPr>
+      </w:pPr>
+    </w:p>
+    <w:p>
+      <w:pPr>
+        <w:rPr>
+          <w:b/>
+          <w:bCs/>
+        </w:rPr>
+      </w:pPr>
+    </w:p>
+    <w:p>
+      <w:pPr>
+        <w:rPr>
+          <w:b/>
+          <w:bCs/>
+        </w:rPr>
+      </w:pPr>
+    </w:p>
+    <w:p>
+      <w:pPr>
+        <w:rPr>
+          <w:b/>
+          <w:bCs/>
+        </w:rPr>
+      </w:pPr>
+      <w:r>
+        <w:rPr>
+          <w:b/>
+          <w:bCs/>
         </w:rPr>
         <w:lastRenderedPageBreak/>
+        <w:t>Adding only Assignment3 folder</w:t>
+      </w:r>
+    </w:p>
+    <w:p>
+      <w:pPr>
+        <w:rPr>
+          <w:b/>
+          <w:bCs/>
+        </w:rPr>
+      </w:pPr>
+      <w:r>
+        <w:rPr>
+          <w:b/>
+          <w:bCs/>
+        </w:rPr>
         <w:drawing>
-          <wp:inline distT="0" distB="0" distL="0" distR="0" wp14:anchorId="59AAB0CE" wp14:editId="03B3CA99">
-            <wp:extent cx="5943600" cy="2333625"/>
-            <wp:effectExtent l="0" t="0" r="0" b="9525"/>
-            <wp:docPr id="930105297" name="Picture 1"/>
+          <wp:inline distT="0" distB="0" distL="0" distR="0" wp14:anchorId="6B740A29" wp14:editId="5B5AFD70">
+            <wp:extent cx="5943600" cy="1713865"/>
+            <wp:effectExtent l="0" t="0" r="0" b="635"/>
+            <wp:docPr id="1932487648" name="Picture 1"/>
             <wp:cNvGraphicFramePr>
               <a:graphicFrameLocks xmlns:a="http://schemas.openxmlformats.org/drawingml/2006/main" noChangeAspect="1"/>
             </wp:cNvGraphicFramePr>
@@ -7107,7 +5460,7 @@
               <a:graphicData uri="http://schemas.openxmlformats.org/drawingml/2006/picture">
                 <pic:pic xmlns:pic="http://schemas.openxmlformats.org/drawingml/2006/picture">
                   <pic:nvPicPr>
-                    <pic:cNvPr id="930105297" name=""/>
+                    <pic:cNvPr id="1932487648" name=""/>
                     <pic:cNvPicPr/>
                   </pic:nvPicPr>
                   <pic:blipFill>
@@ -7119,7 +5472,7 @@
                   <pic:spPr>
                     <a:xfrm>
                       <a:off x="0" y="0"/>
-                      <a:ext cx="5943600" cy="2333625"/>
+                      <a:ext cx="5943600" cy="1713865"/>
                     </a:xfrm>
                     <a:prstGeom prst="rect">
                       <a:avLst/>
@@ -7132,53 +5485,37 @@
         </w:drawing>
       </w:r>
     </w:p>
-    <w:p/>
-    <w:p>
-      <w:pPr>
-        <w:rPr>
-          <w:b/>
-          <w:bCs/>
-        </w:rPr>
-      </w:pPr>
-      <w:r>
-        <w:rPr>
-          <w:b/>
-          <w:bCs/>
-        </w:rPr>
-        <w:t>In Git</w:t>
-      </w:r>
-      <w:r>
-        <w:rPr>
-          <w:b/>
-          <w:bCs/>
-        </w:rPr>
-        <w:t>-</w:t>
-      </w:r>
-      <w:r>
-        <w:rPr>
-          <w:b/>
-          <w:bCs/>
-        </w:rPr>
-        <w:t xml:space="preserve">Hub </w:t>
-      </w:r>
-      <w:r>
-        <w:rPr>
-          <w:b/>
-          <w:bCs/>
-        </w:rPr>
-        <w:t>repo page</w:t>
-      </w:r>
-    </w:p>
-    <w:p>
-      <w:r>
-        <w:rPr>
+    <w:p>
+      <w:pPr>
+        <w:rPr>
+          <w:b/>
+          <w:bCs/>
+        </w:rPr>
+      </w:pPr>
+    </w:p>
+    <w:p>
+      <w:pPr>
+        <w:rPr>
+          <w:b/>
+          <w:bCs/>
+        </w:rPr>
+      </w:pPr>
+      <w:r>
+        <w:rPr>
+          <w:b/>
+          <w:bCs/>
           <w:noProof/>
         </w:rPr>
+        <w:t>Commit Changes</w:t>
+      </w:r>
+    </w:p>
+    <w:p>
+      <w:r>
         <w:drawing>
-          <wp:inline distT="0" distB="0" distL="0" distR="0" wp14:anchorId="3DE45C1C" wp14:editId="1DEA234B">
-            <wp:extent cx="5943600" cy="3364230"/>
-            <wp:effectExtent l="0" t="0" r="0" b="7620"/>
-            <wp:docPr id="322200308" name="Picture 1"/>
+          <wp:inline distT="0" distB="0" distL="0" distR="0" wp14:anchorId="52F02F94" wp14:editId="7EA30FC7">
+            <wp:extent cx="5943600" cy="2451100"/>
+            <wp:effectExtent l="0" t="0" r="0" b="6350"/>
+            <wp:docPr id="1365039359" name="Picture 1"/>
             <wp:cNvGraphicFramePr>
               <a:graphicFrameLocks xmlns:a="http://schemas.openxmlformats.org/drawingml/2006/main" noChangeAspect="1"/>
             </wp:cNvGraphicFramePr>
@@ -7186,7 +5523,7 @@
               <a:graphicData uri="http://schemas.openxmlformats.org/drawingml/2006/picture">
                 <pic:pic xmlns:pic="http://schemas.openxmlformats.org/drawingml/2006/picture">
                   <pic:nvPicPr>
-                    <pic:cNvPr id="322200308" name=""/>
+                    <pic:cNvPr id="1365039359" name=""/>
                     <pic:cNvPicPr/>
                   </pic:nvPicPr>
                   <pic:blipFill>
@@ -7198,7 +5535,265 @@
                   <pic:spPr>
                     <a:xfrm>
                       <a:off x="0" y="0"/>
-                      <a:ext cx="5943600" cy="3364230"/>
+                      <a:ext cx="5943600" cy="2451100"/>
+                    </a:xfrm>
+                    <a:prstGeom prst="rect">
+                      <a:avLst/>
+                    </a:prstGeom>
+                  </pic:spPr>
+                </pic:pic>
+              </a:graphicData>
+            </a:graphic>
+          </wp:inline>
+        </w:drawing>
+      </w:r>
+    </w:p>
+    <w:p/>
+    <w:p/>
+    <w:p/>
+    <w:p/>
+    <w:p/>
+    <w:p/>
+    <w:p/>
+    <w:p/>
+    <w:p/>
+    <w:p>
+      <w:pPr>
+        <w:rPr>
+          <w:b/>
+          <w:bCs/>
+        </w:rPr>
+      </w:pPr>
+      <w:r>
+        <w:rPr>
+          <w:b/>
+          <w:bCs/>
+        </w:rPr>
+        <w:lastRenderedPageBreak/>
+        <w:t>Pushing the Changes</w:t>
+      </w:r>
+    </w:p>
+    <w:p>
+      <w:r>
+        <w:t>git push origin main</w:t>
+      </w:r>
+    </w:p>
+    <w:p>
+      <w:r>
+        <w:drawing>
+          <wp:inline distT="0" distB="0" distL="0" distR="0" wp14:anchorId="1E2D2B5E" wp14:editId="18277DCE">
+            <wp:extent cx="5943600" cy="3058795"/>
+            <wp:effectExtent l="0" t="0" r="0" b="8255"/>
+            <wp:docPr id="1961854981" name="Picture 1"/>
+            <wp:cNvGraphicFramePr>
+              <a:graphicFrameLocks xmlns:a="http://schemas.openxmlformats.org/drawingml/2006/main" noChangeAspect="1"/>
+            </wp:cNvGraphicFramePr>
+            <a:graphic xmlns:a="http://schemas.openxmlformats.org/drawingml/2006/main">
+              <a:graphicData uri="http://schemas.openxmlformats.org/drawingml/2006/picture">
+                <pic:pic xmlns:pic="http://schemas.openxmlformats.org/drawingml/2006/picture">
+                  <pic:nvPicPr>
+                    <pic:cNvPr id="1961854981" name=""/>
+                    <pic:cNvPicPr/>
+                  </pic:nvPicPr>
+                  <pic:blipFill>
+                    <a:blip r:embed="rId33"/>
+                    <a:stretch>
+                      <a:fillRect/>
+                    </a:stretch>
+                  </pic:blipFill>
+                  <pic:spPr>
+                    <a:xfrm>
+                      <a:off x="0" y="0"/>
+                      <a:ext cx="5943600" cy="3058795"/>
+                    </a:xfrm>
+                    <a:prstGeom prst="rect">
+                      <a:avLst/>
+                    </a:prstGeom>
+                  </pic:spPr>
+                </pic:pic>
+              </a:graphicData>
+            </a:graphic>
+          </wp:inline>
+        </w:drawing>
+      </w:r>
+    </w:p>
+    <w:p/>
+    <w:p>
+      <w:pPr>
+        <w:rPr>
+          <w:b/>
+          <w:bCs/>
+        </w:rPr>
+      </w:pPr>
+      <w:r>
+        <w:rPr>
+          <w:b/>
+          <w:bCs/>
+        </w:rPr>
+        <w:t>Checking Status</w:t>
+      </w:r>
+    </w:p>
+    <w:p>
+      <w:pPr>
+        <w:rPr>
+          <w:b/>
+          <w:bCs/>
+        </w:rPr>
+      </w:pPr>
+      <w:r>
+        <w:rPr>
+          <w:b/>
+          <w:bCs/>
+        </w:rPr>
+        <w:drawing>
+          <wp:inline distT="0" distB="0" distL="0" distR="0" wp14:anchorId="75AF19A8" wp14:editId="449B19D5">
+            <wp:extent cx="5943600" cy="3523615"/>
+            <wp:effectExtent l="0" t="0" r="0" b="635"/>
+            <wp:docPr id="891159789" name="Picture 1"/>
+            <wp:cNvGraphicFramePr>
+              <a:graphicFrameLocks xmlns:a="http://schemas.openxmlformats.org/drawingml/2006/main" noChangeAspect="1"/>
+            </wp:cNvGraphicFramePr>
+            <a:graphic xmlns:a="http://schemas.openxmlformats.org/drawingml/2006/main">
+              <a:graphicData uri="http://schemas.openxmlformats.org/drawingml/2006/picture">
+                <pic:pic xmlns:pic="http://schemas.openxmlformats.org/drawingml/2006/picture">
+                  <pic:nvPicPr>
+                    <pic:cNvPr id="891159789" name=""/>
+                    <pic:cNvPicPr/>
+                  </pic:nvPicPr>
+                  <pic:blipFill>
+                    <a:blip r:embed="rId34"/>
+                    <a:stretch>
+                      <a:fillRect/>
+                    </a:stretch>
+                  </pic:blipFill>
+                  <pic:spPr>
+                    <a:xfrm>
+                      <a:off x="0" y="0"/>
+                      <a:ext cx="5943600" cy="3523615"/>
+                    </a:xfrm>
+                    <a:prstGeom prst="rect">
+                      <a:avLst/>
+                    </a:prstGeom>
+                  </pic:spPr>
+                </pic:pic>
+              </a:graphicData>
+            </a:graphic>
+          </wp:inline>
+        </w:drawing>
+      </w:r>
+    </w:p>
+    <w:p>
+      <w:pPr>
+        <w:rPr>
+          <w:b/>
+          <w:bCs/>
+        </w:rPr>
+      </w:pPr>
+    </w:p>
+    <w:p>
+      <w:pPr>
+        <w:rPr>
+          <w:b/>
+          <w:bCs/>
+        </w:rPr>
+      </w:pPr>
+      <w:r>
+        <w:rPr>
+          <w:b/>
+          <w:bCs/>
+        </w:rPr>
+        <w:t>In Git</w:t>
+      </w:r>
+      <w:r>
+        <w:rPr>
+          <w:b/>
+          <w:bCs/>
+        </w:rPr>
+        <w:t>-</w:t>
+      </w:r>
+      <w:r>
+        <w:rPr>
+          <w:b/>
+          <w:bCs/>
+        </w:rPr>
+        <w:t xml:space="preserve">Hub </w:t>
+      </w:r>
+      <w:r>
+        <w:rPr>
+          <w:b/>
+          <w:bCs/>
+        </w:rPr>
+        <w:t>repo page</w:t>
+      </w:r>
+    </w:p>
+    <w:p>
+      <w:r>
+        <w:drawing>
+          <wp:inline distT="0" distB="0" distL="0" distR="0" wp14:anchorId="1298038E" wp14:editId="46AE3C54">
+            <wp:extent cx="5943600" cy="3337560"/>
+            <wp:effectExtent l="0" t="0" r="0" b="0"/>
+            <wp:docPr id="956193771" name="Picture 1"/>
+            <wp:cNvGraphicFramePr>
+              <a:graphicFrameLocks xmlns:a="http://schemas.openxmlformats.org/drawingml/2006/main" noChangeAspect="1"/>
+            </wp:cNvGraphicFramePr>
+            <a:graphic xmlns:a="http://schemas.openxmlformats.org/drawingml/2006/main">
+              <a:graphicData uri="http://schemas.openxmlformats.org/drawingml/2006/picture">
+                <pic:pic xmlns:pic="http://schemas.openxmlformats.org/drawingml/2006/picture">
+                  <pic:nvPicPr>
+                    <pic:cNvPr id="956193771" name=""/>
+                    <pic:cNvPicPr/>
+                  </pic:nvPicPr>
+                  <pic:blipFill>
+                    <a:blip r:embed="rId35"/>
+                    <a:stretch>
+                      <a:fillRect/>
+                    </a:stretch>
+                  </pic:blipFill>
+                  <pic:spPr>
+                    <a:xfrm>
+                      <a:off x="0" y="0"/>
+                      <a:ext cx="5943600" cy="3337560"/>
+                    </a:xfrm>
+                    <a:prstGeom prst="rect">
+                      <a:avLst/>
+                    </a:prstGeom>
+                  </pic:spPr>
+                </pic:pic>
+              </a:graphicData>
+            </a:graphic>
+          </wp:inline>
+        </w:drawing>
+      </w:r>
+    </w:p>
+    <w:p/>
+    <w:p/>
+    <w:p>
+      <w:r>
+        <w:drawing>
+          <wp:inline distT="0" distB="0" distL="0" distR="0" wp14:anchorId="13AEC4CA" wp14:editId="0C9E2FCF">
+            <wp:extent cx="5943600" cy="2606040"/>
+            <wp:effectExtent l="0" t="0" r="0" b="3810"/>
+            <wp:docPr id="8205319" name="Picture 1"/>
+            <wp:cNvGraphicFramePr>
+              <a:graphicFrameLocks xmlns:a="http://schemas.openxmlformats.org/drawingml/2006/main" noChangeAspect="1"/>
+            </wp:cNvGraphicFramePr>
+            <a:graphic xmlns:a="http://schemas.openxmlformats.org/drawingml/2006/main">
+              <a:graphicData uri="http://schemas.openxmlformats.org/drawingml/2006/picture">
+                <pic:pic xmlns:pic="http://schemas.openxmlformats.org/drawingml/2006/picture">
+                  <pic:nvPicPr>
+                    <pic:cNvPr id="8205319" name=""/>
+                    <pic:cNvPicPr/>
+                  </pic:nvPicPr>
+                  <pic:blipFill>
+                    <a:blip r:embed="rId36"/>
+                    <a:stretch>
+                      <a:fillRect/>
+                    </a:stretch>
+                  </pic:blipFill>
+                  <pic:spPr>
+                    <a:xfrm>
+                      <a:off x="0" y="0"/>
+                      <a:ext cx="5943600" cy="2606040"/>
                     </a:xfrm>
                     <a:prstGeom prst="rect">
                       <a:avLst/>
